--- a/Docs/Sprints.docx
+++ b/Docs/Sprints.docx
@@ -4,17 +4,10 @@
   <w:body>
     <w:p>
       <w:pPr>
-        <w:spacing w:after="0" w:line="240" w:lineRule="auto"/>
         <w:rPr>
-          <w:rFonts w:ascii="Arial" w:eastAsia="Times New Roman" w:hAnsi="Arial" w:cs="Arial"/>
           <w:b/>
           <w:bCs/>
-          <w:color w:val="1F1F1F"/>
-          <w:kern w:val="0"/>
-          <w:sz w:val="36"/>
-          <w:szCs w:val="36"/>
           <w:lang w:val="en-ZM"/>
-          <w14:ligatures w14:val="none"/>
         </w:rPr>
       </w:pPr>
       <w:r>
@@ -26,537 +19,196 @@
           <w:kern w:val="0"/>
           <w:sz w:val="36"/>
           <w:szCs w:val="36"/>
-          <w:lang w:val="en-ZM"/>
           <w14:ligatures w14:val="none"/>
         </w:rPr>
         <w:t>Sprint 1</w:t>
       </w:r>
+    </w:p>
+    <w:p>
+      <w:pPr>
+        <w:rPr>
+          <w:b/>
+          <w:bCs/>
+          <w:lang w:val="en-ZM"/>
+        </w:rPr>
+      </w:pPr>
       <w:r>
         <w:rPr>
-          <w:rFonts w:ascii="Arial" w:eastAsia="Times New Roman" w:hAnsi="Arial" w:cs="Arial"/>
           <w:b/>
           <w:bCs/>
-          <w:color w:val="1F1F1F"/>
-          <w:kern w:val="0"/>
-          <w:sz w:val="36"/>
-          <w:szCs w:val="36"/>
           <w:lang w:val="en-ZM"/>
-          <w14:ligatures w14:val="none"/>
         </w:rPr>
-        <w:br/>
+        <w:t>Sprint: Frontend UI/UX Interface Delivery</w:t>
       </w:r>
     </w:p>
     <w:p>
       <w:pPr>
-        <w:spacing w:after="0" w:line="240" w:lineRule="auto"/>
-        <w:outlineLvl w:val="1"/>
+        <w:numPr>
+          <w:ilvl w:val="0"/>
+          <w:numId w:val="7"/>
+        </w:numPr>
         <w:rPr>
-          <w:rFonts w:ascii="Arial" w:eastAsia="Times New Roman" w:hAnsi="Arial" w:cs="Arial"/>
+          <w:lang w:val="en-ZM"/>
+        </w:rPr>
+      </w:pPr>
+      <w:r>
+        <w:rPr>
           <w:b/>
           <w:bCs/>
-          <w:color w:val="1F1F1F"/>
-          <w:kern w:val="0"/>
-          <w:sz w:val="36"/>
-          <w:szCs w:val="36"/>
           <w:lang w:val="en-ZM"/>
-          <w14:ligatures w14:val="none"/>
         </w:rPr>
-      </w:pPr>
+        <w:t>Sprint Objective:</w:t>
+      </w:r>
       <w:r>
         <w:rPr>
-          <w:rFonts w:ascii="Arial" w:eastAsia="Times New Roman" w:hAnsi="Arial" w:cs="Arial"/>
-          <w:b/>
-          <w:bCs/>
-          <w:color w:val="1F1F1F"/>
-          <w:kern w:val="0"/>
-          <w:sz w:val="36"/>
-          <w:szCs w:val="36"/>
           <w:lang w:val="en-ZM"/>
-          <w14:ligatures w14:val="none"/>
         </w:rPr>
-        <w:t>Sprint Summary: Foundation &amp; Core Access</w:t>
+        <w:t xml:space="preserve"> Design, build, and style all core user interface screens across administrator, clinical, and patient roles for the Hospital Management System using custom responsive CSS. </w:t>
       </w:r>
     </w:p>
     <w:p>
       <w:pPr>
         <w:numPr>
           <w:ilvl w:val="0"/>
-          <w:numId w:val="4"/>
+          <w:numId w:val="7"/>
         </w:numPr>
-        <w:spacing w:after="0" w:line="240" w:lineRule="auto"/>
         <w:rPr>
-          <w:rFonts w:ascii="Arial" w:eastAsia="Times New Roman" w:hAnsi="Arial" w:cs="Arial"/>
-          <w:color w:val="1F1F1F"/>
-          <w:kern w:val="0"/>
           <w:lang w:val="en-ZM"/>
-          <w14:ligatures w14:val="none"/>
         </w:rPr>
       </w:pPr>
       <w:r>
         <w:rPr>
-          <w:rFonts w:ascii="Arial" w:eastAsia="Times New Roman" w:hAnsi="Arial" w:cs="Arial"/>
           <w:b/>
           <w:bCs/>
-          <w:color w:val="1F1F1F"/>
-          <w:kern w:val="0"/>
-          <w:bdr w:val="none" w:sz="0" w:space="0" w:color="auto" w:frame="1"/>
           <w:lang w:val="en-ZM"/>
-          <w14:ligatures w14:val="none"/>
-        </w:rPr>
-        <w:t>Sprint Goal:</w:t>
-      </w:r>
-      <w:r>
-        <w:rPr>
-          <w:rFonts w:ascii="Arial" w:eastAsia="Times New Roman" w:hAnsi="Arial" w:cs="Arial"/>
-          <w:color w:val="1F1F1F"/>
-          <w:kern w:val="0"/>
-          <w:bdr w:val="none" w:sz="0" w:space="0" w:color="auto" w:frame="1"/>
-          <w:lang w:val="en-ZM"/>
-          <w14:ligatures w14:val="none"/>
-        </w:rPr>
-        <w:t xml:space="preserve"> Deliver the foundation of the Hospital Management System by enabling secure user access, patient registration, and basic patient record management.</w:t>
-      </w:r>
-      <w:r>
-        <w:rPr>
-          <w:rFonts w:ascii="Arial" w:eastAsia="Times New Roman" w:hAnsi="Arial" w:cs="Arial"/>
-          <w:color w:val="1F1F1F"/>
-          <w:kern w:val="0"/>
-          <w:lang w:val="en-ZM"/>
-          <w14:ligatures w14:val="none"/>
-        </w:rPr>
-        <w:t xml:space="preserve"> </w:t>
-      </w:r>
-    </w:p>
-    <w:p>
-      <w:pPr>
-        <w:spacing w:after="0" w:line="240" w:lineRule="auto"/>
-        <w:ind w:left="720"/>
-        <w:rPr>
-          <w:rFonts w:ascii="Arial" w:eastAsia="Times New Roman" w:hAnsi="Arial" w:cs="Arial"/>
-          <w:color w:val="1F1F1F"/>
-          <w:kern w:val="0"/>
-          <w:lang w:val="en-ZM"/>
-          <w14:ligatures w14:val="none"/>
-        </w:rPr>
-      </w:pPr>
-    </w:p>
-    <w:p>
-      <w:pPr>
-        <w:numPr>
-          <w:ilvl w:val="0"/>
-          <w:numId w:val="4"/>
-        </w:numPr>
-        <w:spacing w:after="0" w:line="240" w:lineRule="auto"/>
-        <w:rPr>
-          <w:rFonts w:ascii="Arial" w:eastAsia="Times New Roman" w:hAnsi="Arial" w:cs="Arial"/>
-          <w:color w:val="1F1F1F"/>
-          <w:kern w:val="0"/>
-          <w:lang w:val="en-ZM"/>
-          <w14:ligatures w14:val="none"/>
-        </w:rPr>
-      </w:pPr>
-      <w:r>
-        <w:rPr>
-          <w:rFonts w:ascii="Arial" w:eastAsia="Times New Roman" w:hAnsi="Arial" w:cs="Arial"/>
-          <w:b/>
-          <w:bCs/>
-          <w:color w:val="1F1F1F"/>
-          <w:kern w:val="0"/>
-          <w:bdr w:val="none" w:sz="0" w:space="0" w:color="auto" w:frame="1"/>
-          <w:lang w:val="en-ZM"/>
-          <w14:ligatures w14:val="none"/>
         </w:rPr>
         <w:t>Team Roles:</w:t>
       </w:r>
     </w:p>
     <w:p>
       <w:pPr>
-        <w:spacing w:after="0" w:line="240" w:lineRule="auto"/>
-        <w:ind w:left="720"/>
+        <w:numPr>
+          <w:ilvl w:val="1"/>
+          <w:numId w:val="7"/>
+        </w:numPr>
         <w:rPr>
-          <w:rFonts w:ascii="Arial" w:eastAsia="Times New Roman" w:hAnsi="Arial" w:cs="Arial"/>
-          <w:color w:val="1F1F1F"/>
-          <w:kern w:val="0"/>
           <w:lang w:val="en-ZM"/>
-          <w14:ligatures w14:val="none"/>
         </w:rPr>
       </w:pPr>
       <w:r>
         <w:rPr>
-          <w:rFonts w:ascii="Arial" w:eastAsia="Times New Roman" w:hAnsi="Arial" w:cs="Arial"/>
-          <w:color w:val="1F1F1F"/>
-          <w:kern w:val="0"/>
-          <w:lang w:val="en-ZM"/>
-          <w14:ligatures w14:val="none"/>
-        </w:rPr>
-        <w:br/>
-      </w:r>
-    </w:p>
-    <w:p>
-      <w:pPr>
-        <w:numPr>
-          <w:ilvl w:val="1"/>
-          <w:numId w:val="4"/>
-        </w:numPr>
-        <w:spacing w:after="0" w:line="240" w:lineRule="auto"/>
-        <w:rPr>
-          <w:rFonts w:ascii="Arial" w:eastAsia="Times New Roman" w:hAnsi="Arial" w:cs="Arial"/>
-          <w:color w:val="1F1F1F"/>
-          <w:kern w:val="0"/>
-          <w:lang w:val="en-ZM"/>
-          <w14:ligatures w14:val="none"/>
-        </w:rPr>
-      </w:pPr>
-      <w:r>
-        <w:rPr>
-          <w:rFonts w:ascii="Arial" w:eastAsia="Times New Roman" w:hAnsi="Arial" w:cs="Arial"/>
           <w:b/>
           <w:bCs/>
-          <w:color w:val="1F1F1F"/>
-          <w:kern w:val="0"/>
-          <w:bdr w:val="none" w:sz="0" w:space="0" w:color="auto" w:frame="1"/>
           <w:lang w:val="en-ZM"/>
-          <w14:ligatures w14:val="none"/>
         </w:rPr>
         <w:t>Product Owner:</w:t>
       </w:r>
       <w:r>
         <w:rPr>
-          <w:rFonts w:ascii="Arial" w:eastAsia="Times New Roman" w:hAnsi="Arial" w:cs="Arial"/>
-          <w:color w:val="1F1F1F"/>
-          <w:kern w:val="0"/>
-          <w:bdr w:val="none" w:sz="0" w:space="0" w:color="auto" w:frame="1"/>
           <w:lang w:val="en-ZM"/>
-          <w14:ligatures w14:val="none"/>
         </w:rPr>
-        <w:t xml:space="preserve"> Vincent &amp; Tino</w:t>
-      </w:r>
-      <w:r>
-        <w:rPr>
-          <w:rFonts w:ascii="Arial" w:eastAsia="Times New Roman" w:hAnsi="Arial" w:cs="Arial"/>
-          <w:color w:val="1F1F1F"/>
-          <w:kern w:val="0"/>
-          <w:lang w:val="en-ZM"/>
-          <w14:ligatures w14:val="none"/>
-        </w:rPr>
-        <w:t xml:space="preserve"> </w:t>
+        <w:t xml:space="preserve"> Vincent &amp; Tino </w:t>
       </w:r>
     </w:p>
     <w:p>
       <w:pPr>
-        <w:spacing w:after="0" w:line="240" w:lineRule="auto"/>
-        <w:ind w:left="1440"/>
-        <w:rPr>
-          <w:rFonts w:ascii="Arial" w:eastAsia="Times New Roman" w:hAnsi="Arial" w:cs="Arial"/>
-          <w:color w:val="1F1F1F"/>
-          <w:kern w:val="0"/>
-          <w:lang w:val="en-ZM"/>
-          <w14:ligatures w14:val="none"/>
-        </w:rPr>
-      </w:pPr>
-    </w:p>
-    <w:p>
-      <w:pPr>
         <w:numPr>
           <w:ilvl w:val="1"/>
-          <w:numId w:val="4"/>
+          <w:numId w:val="7"/>
         </w:numPr>
-        <w:spacing w:after="0" w:line="240" w:lineRule="auto"/>
         <w:rPr>
-          <w:rFonts w:ascii="Arial" w:eastAsia="Times New Roman" w:hAnsi="Arial" w:cs="Arial"/>
-          <w:color w:val="1F1F1F"/>
-          <w:kern w:val="0"/>
           <w:lang w:val="en-ZM"/>
-          <w14:ligatures w14:val="none"/>
         </w:rPr>
       </w:pPr>
       <w:r>
         <w:rPr>
-          <w:rFonts w:ascii="Arial" w:eastAsia="Times New Roman" w:hAnsi="Arial" w:cs="Arial"/>
           <w:b/>
           <w:bCs/>
-          <w:color w:val="1F1F1F"/>
-          <w:kern w:val="0"/>
-          <w:bdr w:val="none" w:sz="0" w:space="0" w:color="auto" w:frame="1"/>
           <w:lang w:val="en-ZM"/>
-          <w14:ligatures w14:val="none"/>
         </w:rPr>
         <w:t>Scrum Master:</w:t>
       </w:r>
       <w:r>
         <w:rPr>
-          <w:rFonts w:ascii="Arial" w:eastAsia="Times New Roman" w:hAnsi="Arial" w:cs="Arial"/>
-          <w:color w:val="1F1F1F"/>
-          <w:kern w:val="0"/>
-          <w:bdr w:val="none" w:sz="0" w:space="0" w:color="auto" w:frame="1"/>
           <w:lang w:val="en-ZM"/>
-          <w14:ligatures w14:val="none"/>
         </w:rPr>
-        <w:t xml:space="preserve"> Lewis</w:t>
-      </w:r>
-      <w:r>
-        <w:rPr>
-          <w:rFonts w:ascii="Arial" w:eastAsia="Times New Roman" w:hAnsi="Arial" w:cs="Arial"/>
-          <w:color w:val="1F1F1F"/>
-          <w:kern w:val="0"/>
-          <w:lang w:val="en-ZM"/>
-          <w14:ligatures w14:val="none"/>
-        </w:rPr>
-        <w:t xml:space="preserve"> </w:t>
+        <w:t xml:space="preserve"> Lewis </w:t>
       </w:r>
     </w:p>
     <w:p>
       <w:pPr>
-        <w:spacing w:after="0" w:line="240" w:lineRule="auto"/>
-        <w:ind w:left="1440"/>
-        <w:rPr>
-          <w:rFonts w:ascii="Arial" w:eastAsia="Times New Roman" w:hAnsi="Arial" w:cs="Arial"/>
-          <w:color w:val="1F1F1F"/>
-          <w:kern w:val="0"/>
-          <w:lang w:val="en-ZM"/>
-          <w14:ligatures w14:val="none"/>
-        </w:rPr>
-      </w:pPr>
-    </w:p>
-    <w:p>
-      <w:pPr>
         <w:numPr>
           <w:ilvl w:val="1"/>
-          <w:numId w:val="4"/>
+          <w:numId w:val="7"/>
         </w:numPr>
-        <w:spacing w:after="0" w:line="240" w:lineRule="auto"/>
         <w:rPr>
-          <w:rFonts w:ascii="Arial" w:eastAsia="Times New Roman" w:hAnsi="Arial" w:cs="Arial"/>
-          <w:color w:val="1F1F1F"/>
-          <w:kern w:val="0"/>
           <w:lang w:val="en-ZM"/>
-          <w14:ligatures w14:val="none"/>
         </w:rPr>
       </w:pPr>
       <w:r>
         <w:rPr>
-          <w:rFonts w:ascii="Arial" w:eastAsia="Times New Roman" w:hAnsi="Arial" w:cs="Arial"/>
           <w:b/>
           <w:bCs/>
-          <w:color w:val="1F1F1F"/>
-          <w:kern w:val="0"/>
-          <w:bdr w:val="none" w:sz="0" w:space="0" w:color="auto" w:frame="1"/>
           <w:lang w:val="en-ZM"/>
-          <w14:ligatures w14:val="none"/>
         </w:rPr>
         <w:t>Developers:</w:t>
       </w:r>
       <w:r>
         <w:rPr>
-          <w:rFonts w:ascii="Arial" w:eastAsia="Times New Roman" w:hAnsi="Arial" w:cs="Arial"/>
-          <w:color w:val="1F1F1F"/>
-          <w:kern w:val="0"/>
-          <w:bdr w:val="none" w:sz="0" w:space="0" w:color="auto" w:frame="1"/>
           <w:lang w:val="en-ZM"/>
-          <w14:ligatures w14:val="none"/>
         </w:rPr>
         <w:t xml:space="preserve"> Timmy &amp; </w:t>
       </w:r>
       <w:proofErr w:type="spellStart"/>
       <w:r>
         <w:rPr>
-          <w:rFonts w:ascii="Arial" w:eastAsia="Times New Roman" w:hAnsi="Arial" w:cs="Arial"/>
-          <w:color w:val="1F1F1F"/>
-          <w:kern w:val="0"/>
-          <w:bdr w:val="none" w:sz="0" w:space="0" w:color="auto" w:frame="1"/>
           <w:lang w:val="en-ZM"/>
-          <w14:ligatures w14:val="none"/>
         </w:rPr>
         <w:t>Lu'mpombwe</w:t>
       </w:r>
       <w:proofErr w:type="spellEnd"/>
       <w:r>
         <w:rPr>
-          <w:rFonts w:ascii="Arial" w:eastAsia="Times New Roman" w:hAnsi="Arial" w:cs="Arial"/>
-          <w:color w:val="1F1F1F"/>
-          <w:kern w:val="0"/>
           <w:lang w:val="en-ZM"/>
-          <w14:ligatures w14:val="none"/>
         </w:rPr>
         <w:t xml:space="preserve"> </w:t>
       </w:r>
     </w:p>
     <w:p>
       <w:pPr>
-        <w:spacing w:after="0" w:line="240" w:lineRule="auto"/>
-        <w:ind w:left="1440"/>
         <w:rPr>
-          <w:rFonts w:ascii="Arial" w:eastAsia="Times New Roman" w:hAnsi="Arial" w:cs="Arial"/>
-          <w:color w:val="1F1F1F"/>
-          <w:kern w:val="0"/>
-          <w:lang w:val="en-ZM"/>
-          <w14:ligatures w14:val="none"/>
-        </w:rPr>
-      </w:pPr>
-    </w:p>
-    <w:p>
-      <w:pPr>
-        <w:spacing w:after="0" w:line="240" w:lineRule="auto"/>
-        <w:outlineLvl w:val="1"/>
-        <w:rPr>
-          <w:rFonts w:ascii="Arial" w:eastAsia="Times New Roman" w:hAnsi="Arial" w:cs="Arial"/>
           <w:b/>
           <w:bCs/>
-          <w:color w:val="1F1F1F"/>
-          <w:kern w:val="0"/>
-          <w:sz w:val="36"/>
-          <w:szCs w:val="36"/>
           <w:lang w:val="en-ZM"/>
-          <w14:ligatures w14:val="none"/>
         </w:rPr>
       </w:pPr>
       <w:r>
         <w:rPr>
-          <w:rFonts w:ascii="Arial" w:eastAsia="Times New Roman" w:hAnsi="Arial" w:cs="Arial"/>
           <w:b/>
           <w:bCs/>
-          <w:color w:val="1F1F1F"/>
-          <w:kern w:val="0"/>
-          <w:sz w:val="36"/>
-          <w:szCs w:val="36"/>
           <w:lang w:val="en-ZM"/>
-          <w14:ligatures w14:val="none"/>
         </w:rPr>
-        <w:t>Completed Sprint Backlog Items</w:t>
+        <w:t>Completed Backlog &amp; Interface Deliverables</w:t>
       </w:r>
-    </w:p>
-    <w:p>
-      <w:pPr>
-        <w:spacing w:after="0" w:line="240" w:lineRule="auto"/>
-        <w:rPr>
-          <w:rFonts w:ascii="Arial" w:eastAsia="Times New Roman" w:hAnsi="Arial" w:cs="Arial"/>
-          <w:color w:val="1F1F1F"/>
-          <w:kern w:val="0"/>
-          <w:lang w:val="en-ZM"/>
-          <w14:ligatures w14:val="none"/>
-        </w:rPr>
-      </w:pPr>
-      <w:r>
-        <w:rPr>
-          <w:rFonts w:ascii="Arial" w:eastAsia="Times New Roman" w:hAnsi="Arial" w:cs="Arial"/>
-          <w:color w:val="1F1F1F"/>
-          <w:kern w:val="0"/>
-          <w:bdr w:val="none" w:sz="0" w:space="0" w:color="auto" w:frame="1"/>
-          <w:lang w:val="en-ZM"/>
-          <w14:ligatures w14:val="none"/>
-        </w:rPr>
-        <w:t>Below is the status of the items completed in this increment based on the implementation files (</w:t>
-      </w:r>
-      <w:r>
-        <w:rPr>
-          <w:rFonts w:ascii="Arial" w:eastAsia="Times New Roman" w:hAnsi="Arial" w:cs="Arial"/>
-          <w:color w:val="1F1F1F"/>
-          <w:kern w:val="0"/>
-          <w:sz w:val="23"/>
-          <w:szCs w:val="23"/>
-          <w:bdr w:val="none" w:sz="0" w:space="0" w:color="auto" w:frame="1"/>
-          <w:lang w:val="en-ZM"/>
-          <w14:ligatures w14:val="none"/>
-        </w:rPr>
-        <w:t>login.html</w:t>
-      </w:r>
-      <w:r>
-        <w:rPr>
-          <w:rFonts w:ascii="Arial" w:eastAsia="Times New Roman" w:hAnsi="Arial" w:cs="Arial"/>
-          <w:color w:val="1F1F1F"/>
-          <w:kern w:val="0"/>
-          <w:bdr w:val="none" w:sz="0" w:space="0" w:color="auto" w:frame="1"/>
-          <w:lang w:val="en-ZM"/>
-          <w14:ligatures w14:val="none"/>
-        </w:rPr>
-        <w:t xml:space="preserve">, </w:t>
-      </w:r>
-      <w:r>
-        <w:rPr>
-          <w:rFonts w:ascii="Arial" w:eastAsia="Times New Roman" w:hAnsi="Arial" w:cs="Arial"/>
-          <w:color w:val="1F1F1F"/>
-          <w:kern w:val="0"/>
-          <w:sz w:val="23"/>
-          <w:szCs w:val="23"/>
-          <w:bdr w:val="none" w:sz="0" w:space="0" w:color="auto" w:frame="1"/>
-          <w:lang w:val="en-ZM"/>
-          <w14:ligatures w14:val="none"/>
-        </w:rPr>
-        <w:t>patients.html</w:t>
-      </w:r>
-      <w:r>
-        <w:rPr>
-          <w:rFonts w:ascii="Arial" w:eastAsia="Times New Roman" w:hAnsi="Arial" w:cs="Arial"/>
-          <w:color w:val="1F1F1F"/>
-          <w:kern w:val="0"/>
-          <w:bdr w:val="none" w:sz="0" w:space="0" w:color="auto" w:frame="1"/>
-          <w:lang w:val="en-ZM"/>
-          <w14:ligatures w14:val="none"/>
-        </w:rPr>
-        <w:t xml:space="preserve">, and </w:t>
-      </w:r>
-      <w:r>
-        <w:rPr>
-          <w:rFonts w:ascii="Arial" w:eastAsia="Times New Roman" w:hAnsi="Arial" w:cs="Arial"/>
-          <w:color w:val="1F1F1F"/>
-          <w:kern w:val="0"/>
-          <w:sz w:val="23"/>
-          <w:szCs w:val="23"/>
-          <w:bdr w:val="none" w:sz="0" w:space="0" w:color="auto" w:frame="1"/>
-          <w:lang w:val="en-ZM"/>
-          <w14:ligatures w14:val="none"/>
-        </w:rPr>
-        <w:t>style.css</w:t>
-      </w:r>
-      <w:r>
-        <w:rPr>
-          <w:rFonts w:ascii="Arial" w:eastAsia="Times New Roman" w:hAnsi="Arial" w:cs="Arial"/>
-          <w:color w:val="1F1F1F"/>
-          <w:kern w:val="0"/>
-          <w:bdr w:val="none" w:sz="0" w:space="0" w:color="auto" w:frame="1"/>
-          <w:lang w:val="en-ZM"/>
-          <w14:ligatures w14:val="none"/>
-        </w:rPr>
-        <w:t>):</w:t>
-      </w:r>
-      <w:r>
-        <w:rPr>
-          <w:rFonts w:ascii="Arial" w:eastAsia="Times New Roman" w:hAnsi="Arial" w:cs="Arial"/>
-          <w:color w:val="1F1F1F"/>
-          <w:kern w:val="0"/>
-          <w:lang w:val="en-ZM"/>
-          <w14:ligatures w14:val="none"/>
-        </w:rPr>
-        <w:t xml:space="preserve"> </w:t>
-      </w:r>
-    </w:p>
-    <w:p>
-      <w:pPr>
-        <w:spacing w:after="0" w:line="240" w:lineRule="auto"/>
-        <w:rPr>
-          <w:rFonts w:ascii="Arial" w:eastAsia="Times New Roman" w:hAnsi="Arial" w:cs="Arial"/>
-          <w:color w:val="1F1F1F"/>
-          <w:kern w:val="0"/>
-          <w:lang w:val="en-ZM"/>
-          <w14:ligatures w14:val="none"/>
-        </w:rPr>
-      </w:pPr>
     </w:p>
     <w:tbl>
       <w:tblPr>
         <w:tblW w:w="0" w:type="auto"/>
         <w:tblCellSpacing w:w="15" w:type="dxa"/>
         <w:tblCellMar>
-          <w:left w:w="0" w:type="dxa"/>
-          <w:right w:w="0" w:type="dxa"/>
+          <w:top w:w="15" w:type="dxa"/>
+          <w:left w:w="15" w:type="dxa"/>
+          <w:bottom w:w="15" w:type="dxa"/>
+          <w:right w:w="15" w:type="dxa"/>
         </w:tblCellMar>
         <w:tblLook w:val="04A0" w:firstRow="1" w:lastRow="0" w:firstColumn="1" w:lastColumn="0" w:noHBand="0" w:noVBand="1"/>
       </w:tblPr>
       <w:tblGrid>
-        <w:gridCol w:w="2021"/>
-        <w:gridCol w:w="1312"/>
-        <w:gridCol w:w="4508"/>
-        <w:gridCol w:w="1169"/>
+        <w:gridCol w:w="2116"/>
+        <w:gridCol w:w="2416"/>
+        <w:gridCol w:w="2187"/>
+        <w:gridCol w:w="1147"/>
+        <w:gridCol w:w="1144"/>
       </w:tblGrid>
       <w:tr>
         <w:trPr>
@@ -583,157 +235,151 @@
           </w:tcPr>
           <w:p>
             <w:pPr>
-              <w:spacing w:after="0" w:line="240" w:lineRule="auto"/>
-              <w:rPr>
-                <w:rFonts w:ascii="Arial" w:eastAsia="Times New Roman" w:hAnsi="Arial" w:cs="Arial"/>
-                <w:color w:val="1F1F1F"/>
-                <w:kern w:val="0"/>
-                <w:lang w:val="en-ZM"/>
-                <w14:ligatures w14:val="none"/>
-              </w:rPr>
-            </w:pPr>
-            <w:r>
-              <w:rPr>
-                <w:rFonts w:ascii="Arial" w:eastAsia="Times New Roman" w:hAnsi="Arial" w:cs="Arial"/>
+              <w:rPr>
+                <w:lang w:val="en-ZM"/>
+              </w:rPr>
+            </w:pPr>
+            <w:r>
+              <w:rPr>
                 <w:b/>
                 <w:bCs/>
-                <w:color w:val="1F1F1F"/>
-                <w:kern w:val="0"/>
-                <w:bdr w:val="none" w:sz="0" w:space="0" w:color="auto" w:frame="1"/>
-                <w:lang w:val="en-ZM"/>
-                <w14:ligatures w14:val="none"/>
-              </w:rPr>
-              <w:t>Backlog Item</w:t>
-            </w:r>
-          </w:p>
-        </w:tc>
-        <w:tc>
-          <w:tcPr>
-            <w:tcW w:w="0" w:type="auto"/>
-            <w:tcBorders>
-              <w:top w:val="single" w:sz="6" w:space="0" w:color="C4C7C5"/>
-              <w:left w:val="single" w:sz="6" w:space="0" w:color="C4C7C5"/>
-              <w:bottom w:val="single" w:sz="6" w:space="0" w:color="C4C7C5"/>
-              <w:right w:val="single" w:sz="6" w:space="0" w:color="C4C7C5"/>
-            </w:tcBorders>
-            <w:tcMar>
-              <w:top w:w="120" w:type="dxa"/>
-              <w:left w:w="180" w:type="dxa"/>
-              <w:bottom w:w="120" w:type="dxa"/>
-              <w:right w:w="180" w:type="dxa"/>
-            </w:tcMar>
-            <w:vAlign w:val="center"/>
-            <w:hideMark/>
-          </w:tcPr>
-          <w:p>
-            <w:pPr>
-              <w:spacing w:after="0" w:line="240" w:lineRule="auto"/>
-              <w:rPr>
-                <w:rFonts w:ascii="Arial" w:eastAsia="Times New Roman" w:hAnsi="Arial" w:cs="Arial"/>
-                <w:color w:val="1F1F1F"/>
-                <w:kern w:val="0"/>
-                <w:lang w:val="en-ZM"/>
-                <w14:ligatures w14:val="none"/>
-              </w:rPr>
-            </w:pPr>
-            <w:r>
-              <w:rPr>
-                <w:rFonts w:ascii="Arial" w:eastAsia="Times New Roman" w:hAnsi="Arial" w:cs="Arial"/>
+                <w:lang w:val="en-ZM"/>
+              </w:rPr>
+              <w:t>Category / Module</w:t>
+            </w:r>
+          </w:p>
+        </w:tc>
+        <w:tc>
+          <w:tcPr>
+            <w:tcW w:w="0" w:type="auto"/>
+            <w:tcBorders>
+              <w:top w:val="single" w:sz="6" w:space="0" w:color="C4C7C5"/>
+              <w:left w:val="single" w:sz="6" w:space="0" w:color="C4C7C5"/>
+              <w:bottom w:val="single" w:sz="6" w:space="0" w:color="C4C7C5"/>
+              <w:right w:val="single" w:sz="6" w:space="0" w:color="C4C7C5"/>
+            </w:tcBorders>
+            <w:tcMar>
+              <w:top w:w="120" w:type="dxa"/>
+              <w:left w:w="180" w:type="dxa"/>
+              <w:bottom w:w="120" w:type="dxa"/>
+              <w:right w:w="180" w:type="dxa"/>
+            </w:tcMar>
+            <w:vAlign w:val="center"/>
+            <w:hideMark/>
+          </w:tcPr>
+          <w:p>
+            <w:pPr>
+              <w:rPr>
+                <w:lang w:val="en-ZM"/>
+              </w:rPr>
+            </w:pPr>
+            <w:r>
+              <w:rPr>
                 <w:b/>
                 <w:bCs/>
-                <w:color w:val="1F1F1F"/>
-                <w:kern w:val="0"/>
-                <w:bdr w:val="none" w:sz="0" w:space="0" w:color="auto" w:frame="1"/>
-                <w:lang w:val="en-ZM"/>
-                <w14:ligatures w14:val="none"/>
-              </w:rPr>
-              <w:t>Story Points DOCX</w:t>
-            </w:r>
-          </w:p>
-        </w:tc>
-        <w:tc>
-          <w:tcPr>
-            <w:tcW w:w="0" w:type="auto"/>
-            <w:tcBorders>
-              <w:top w:val="single" w:sz="6" w:space="0" w:color="C4C7C5"/>
-              <w:left w:val="single" w:sz="6" w:space="0" w:color="C4C7C5"/>
-              <w:bottom w:val="single" w:sz="6" w:space="0" w:color="C4C7C5"/>
-              <w:right w:val="single" w:sz="6" w:space="0" w:color="C4C7C5"/>
-            </w:tcBorders>
-            <w:tcMar>
-              <w:top w:w="120" w:type="dxa"/>
-              <w:left w:w="180" w:type="dxa"/>
-              <w:bottom w:w="120" w:type="dxa"/>
-              <w:right w:w="180" w:type="dxa"/>
-            </w:tcMar>
-            <w:vAlign w:val="center"/>
-            <w:hideMark/>
-          </w:tcPr>
-          <w:p>
-            <w:pPr>
-              <w:spacing w:after="0" w:line="240" w:lineRule="auto"/>
-              <w:rPr>
-                <w:rFonts w:ascii="Arial" w:eastAsia="Times New Roman" w:hAnsi="Arial" w:cs="Arial"/>
-                <w:color w:val="1F1F1F"/>
-                <w:kern w:val="0"/>
-                <w:lang w:val="en-ZM"/>
-                <w14:ligatures w14:val="none"/>
-              </w:rPr>
-            </w:pPr>
-            <w:r>
-              <w:rPr>
-                <w:rFonts w:ascii="Arial" w:eastAsia="Times New Roman" w:hAnsi="Arial" w:cs="Arial"/>
+                <w:lang w:val="en-ZM"/>
+              </w:rPr>
+              <w:t>File / Interface</w:t>
+            </w:r>
+          </w:p>
+        </w:tc>
+        <w:tc>
+          <w:tcPr>
+            <w:tcW w:w="0" w:type="auto"/>
+            <w:tcBorders>
+              <w:top w:val="single" w:sz="6" w:space="0" w:color="C4C7C5"/>
+              <w:left w:val="single" w:sz="6" w:space="0" w:color="C4C7C5"/>
+              <w:bottom w:val="single" w:sz="6" w:space="0" w:color="C4C7C5"/>
+              <w:right w:val="single" w:sz="6" w:space="0" w:color="C4C7C5"/>
+            </w:tcBorders>
+            <w:tcMar>
+              <w:top w:w="120" w:type="dxa"/>
+              <w:left w:w="180" w:type="dxa"/>
+              <w:bottom w:w="120" w:type="dxa"/>
+              <w:right w:w="180" w:type="dxa"/>
+            </w:tcMar>
+            <w:vAlign w:val="center"/>
+            <w:hideMark/>
+          </w:tcPr>
+          <w:p>
+            <w:pPr>
+              <w:rPr>
+                <w:lang w:val="en-ZM"/>
+              </w:rPr>
+            </w:pPr>
+            <w:r>
+              <w:rPr>
                 <w:b/>
                 <w:bCs/>
-                <w:color w:val="1F1F1F"/>
-                <w:kern w:val="0"/>
-                <w:bdr w:val="none" w:sz="0" w:space="0" w:color="auto" w:frame="1"/>
-                <w:lang w:val="en-ZM"/>
-                <w14:ligatures w14:val="none"/>
-              </w:rPr>
-              <w:t>Completed Features &amp; Deliverables</w:t>
-            </w:r>
-          </w:p>
-        </w:tc>
-        <w:tc>
-          <w:tcPr>
-            <w:tcW w:w="0" w:type="auto"/>
-            <w:tcBorders>
-              <w:top w:val="single" w:sz="6" w:space="0" w:color="C4C7C5"/>
-              <w:left w:val="single" w:sz="6" w:space="0" w:color="C4C7C5"/>
-              <w:bottom w:val="single" w:sz="6" w:space="0" w:color="C4C7C5"/>
-              <w:right w:val="single" w:sz="6" w:space="0" w:color="C4C7C5"/>
-            </w:tcBorders>
-            <w:tcMar>
-              <w:top w:w="120" w:type="dxa"/>
-              <w:left w:w="180" w:type="dxa"/>
-              <w:bottom w:w="120" w:type="dxa"/>
-              <w:right w:w="180" w:type="dxa"/>
-            </w:tcMar>
-            <w:vAlign w:val="center"/>
-            <w:hideMark/>
-          </w:tcPr>
-          <w:p>
-            <w:pPr>
-              <w:spacing w:after="0" w:line="240" w:lineRule="auto"/>
-              <w:rPr>
-                <w:rFonts w:ascii="Arial" w:eastAsia="Times New Roman" w:hAnsi="Arial" w:cs="Arial"/>
-                <w:color w:val="1F1F1F"/>
-                <w:kern w:val="0"/>
-                <w:lang w:val="en-ZM"/>
-                <w14:ligatures w14:val="none"/>
-              </w:rPr>
-            </w:pPr>
-            <w:r>
-              <w:rPr>
-                <w:rFonts w:ascii="Arial" w:eastAsia="Times New Roman" w:hAnsi="Arial" w:cs="Arial"/>
+                <w:lang w:val="en-ZM"/>
+              </w:rPr>
+              <w:t>Target User &amp; Purpose</w:t>
+            </w:r>
+          </w:p>
+        </w:tc>
+        <w:tc>
+          <w:tcPr>
+            <w:tcW w:w="0" w:type="auto"/>
+            <w:tcBorders>
+              <w:top w:val="single" w:sz="6" w:space="0" w:color="C4C7C5"/>
+              <w:left w:val="single" w:sz="6" w:space="0" w:color="C4C7C5"/>
+              <w:bottom w:val="single" w:sz="6" w:space="0" w:color="C4C7C5"/>
+              <w:right w:val="single" w:sz="6" w:space="0" w:color="C4C7C5"/>
+            </w:tcBorders>
+            <w:tcMar>
+              <w:top w:w="120" w:type="dxa"/>
+              <w:left w:w="180" w:type="dxa"/>
+              <w:bottom w:w="120" w:type="dxa"/>
+              <w:right w:w="180" w:type="dxa"/>
+            </w:tcMar>
+            <w:vAlign w:val="center"/>
+            <w:hideMark/>
+          </w:tcPr>
+          <w:p>
+            <w:pPr>
+              <w:rPr>
+                <w:lang w:val="en-ZM"/>
+              </w:rPr>
+            </w:pPr>
+            <w:r>
+              <w:rPr>
                 <w:b/>
                 <w:bCs/>
-                <w:color w:val="1F1F1F"/>
-                <w:kern w:val="0"/>
-                <w:bdr w:val="none" w:sz="0" w:space="0" w:color="auto" w:frame="1"/>
-                <w:lang w:val="en-ZM"/>
-                <w14:ligatures w14:val="none"/>
+                <w:lang w:val="en-ZM"/>
+              </w:rPr>
+              <w:t>Story Points DOCX</w:t>
+            </w:r>
+          </w:p>
+        </w:tc>
+        <w:tc>
+          <w:tcPr>
+            <w:tcW w:w="0" w:type="auto"/>
+            <w:tcBorders>
+              <w:top w:val="single" w:sz="6" w:space="0" w:color="C4C7C5"/>
+              <w:left w:val="single" w:sz="6" w:space="0" w:color="C4C7C5"/>
+              <w:bottom w:val="single" w:sz="6" w:space="0" w:color="C4C7C5"/>
+              <w:right w:val="single" w:sz="6" w:space="0" w:color="C4C7C5"/>
+            </w:tcBorders>
+            <w:tcMar>
+              <w:top w:w="120" w:type="dxa"/>
+              <w:left w:w="180" w:type="dxa"/>
+              <w:bottom w:w="120" w:type="dxa"/>
+              <w:right w:w="180" w:type="dxa"/>
+            </w:tcMar>
+            <w:vAlign w:val="center"/>
+            <w:hideMark/>
+          </w:tcPr>
+          <w:p>
+            <w:pPr>
+              <w:rPr>
+                <w:lang w:val="en-ZM"/>
+              </w:rPr>
+            </w:pPr>
+            <w:r>
+              <w:rPr>
+                <w:b/>
+                <w:bCs/>
+                <w:lang w:val="en-ZM"/>
               </w:rPr>
               <w:t>Status</w:t>
             </w:r>
@@ -764,260 +410,171 @@
           </w:tcPr>
           <w:p>
             <w:pPr>
-              <w:spacing w:after="0" w:line="240" w:lineRule="auto"/>
-              <w:rPr>
-                <w:rFonts w:ascii="Arial" w:eastAsia="Times New Roman" w:hAnsi="Arial" w:cs="Arial"/>
-                <w:color w:val="1F1F1F"/>
-                <w:kern w:val="0"/>
-                <w:lang w:val="en-ZM"/>
-                <w14:ligatures w14:val="none"/>
-              </w:rPr>
-            </w:pPr>
-            <w:r>
-              <w:rPr>
-                <w:rFonts w:ascii="Arial" w:eastAsia="Times New Roman" w:hAnsi="Arial" w:cs="Arial"/>
+              <w:rPr>
+                <w:lang w:val="en-ZM"/>
+              </w:rPr>
+            </w:pPr>
+            <w:r>
+              <w:rPr>
                 <w:b/>
                 <w:bCs/>
-                <w:color w:val="1F1F1F"/>
-                <w:kern w:val="0"/>
-                <w:bdr w:val="none" w:sz="0" w:space="0" w:color="auto" w:frame="1"/>
-                <w:lang w:val="en-ZM"/>
-                <w14:ligatures w14:val="none"/>
-              </w:rPr>
-              <w:t>Patient Login &amp; Staff Login</w:t>
-            </w:r>
-          </w:p>
-        </w:tc>
-        <w:tc>
-          <w:tcPr>
-            <w:tcW w:w="0" w:type="auto"/>
-            <w:tcBorders>
-              <w:top w:val="single" w:sz="6" w:space="0" w:color="C4C7C5"/>
-              <w:left w:val="single" w:sz="6" w:space="0" w:color="C4C7C5"/>
-              <w:bottom w:val="single" w:sz="6" w:space="0" w:color="C4C7C5"/>
-              <w:right w:val="single" w:sz="6" w:space="0" w:color="C4C7C5"/>
-            </w:tcBorders>
-            <w:tcMar>
-              <w:top w:w="120" w:type="dxa"/>
-              <w:left w:w="180" w:type="dxa"/>
-              <w:bottom w:w="120" w:type="dxa"/>
-              <w:right w:w="180" w:type="dxa"/>
-            </w:tcMar>
-            <w:vAlign w:val="center"/>
-            <w:hideMark/>
-          </w:tcPr>
-          <w:p>
-            <w:pPr>
-              <w:spacing w:after="0" w:line="240" w:lineRule="auto"/>
-              <w:rPr>
-                <w:rFonts w:ascii="Arial" w:eastAsia="Times New Roman" w:hAnsi="Arial" w:cs="Arial"/>
-                <w:color w:val="1F1F1F"/>
-                <w:kern w:val="0"/>
-                <w:lang w:val="en-ZM"/>
-                <w14:ligatures w14:val="none"/>
-              </w:rPr>
-            </w:pPr>
-            <w:r>
-              <w:rPr>
-                <w:rFonts w:ascii="Arial" w:eastAsia="Times New Roman" w:hAnsi="Arial" w:cs="Arial"/>
-                <w:color w:val="1F1F1F"/>
-                <w:kern w:val="0"/>
-                <w:bdr w:val="none" w:sz="0" w:space="0" w:color="auto" w:frame="1"/>
-                <w:lang w:val="en-ZM"/>
-                <w14:ligatures w14:val="none"/>
-              </w:rPr>
-              <w:t>6 (3 + 3)</w:t>
-            </w:r>
-            <w:r>
-              <w:rPr>
-                <w:rFonts w:ascii="Arial" w:eastAsia="Times New Roman" w:hAnsi="Arial" w:cs="Arial"/>
-                <w:color w:val="1F1F1F"/>
-                <w:kern w:val="0"/>
-                <w:lang w:val="en-ZM"/>
-                <w14:ligatures w14:val="none"/>
-              </w:rPr>
-              <w:t xml:space="preserve"> </w:t>
-            </w:r>
-          </w:p>
-          <w:p>
-            <w:pPr>
-              <w:spacing w:after="0" w:line="240" w:lineRule="auto"/>
-              <w:rPr>
-                <w:rFonts w:ascii="Arial" w:eastAsia="Times New Roman" w:hAnsi="Arial" w:cs="Arial"/>
-                <w:color w:val="1F1F1F"/>
-                <w:kern w:val="0"/>
-                <w:lang w:val="en-ZM"/>
-                <w14:ligatures w14:val="none"/>
-              </w:rPr>
-            </w:pPr>
-          </w:p>
-        </w:tc>
-        <w:tc>
-          <w:tcPr>
-            <w:tcW w:w="0" w:type="auto"/>
-            <w:tcBorders>
-              <w:top w:val="single" w:sz="6" w:space="0" w:color="C4C7C5"/>
-              <w:left w:val="single" w:sz="6" w:space="0" w:color="C4C7C5"/>
-              <w:bottom w:val="single" w:sz="6" w:space="0" w:color="C4C7C5"/>
-              <w:right w:val="single" w:sz="6" w:space="0" w:color="C4C7C5"/>
-            </w:tcBorders>
-            <w:tcMar>
-              <w:top w:w="120" w:type="dxa"/>
-              <w:left w:w="180" w:type="dxa"/>
-              <w:bottom w:w="120" w:type="dxa"/>
-              <w:right w:w="180" w:type="dxa"/>
-            </w:tcMar>
-            <w:vAlign w:val="center"/>
-            <w:hideMark/>
-          </w:tcPr>
-          <w:p>
-            <w:pPr>
-              <w:spacing w:after="0" w:line="240" w:lineRule="auto"/>
-              <w:rPr>
-                <w:rFonts w:ascii="Arial" w:eastAsia="Times New Roman" w:hAnsi="Arial" w:cs="Arial"/>
-                <w:color w:val="1F1F1F"/>
-                <w:kern w:val="0"/>
-                <w:lang w:val="en-ZM"/>
-                <w14:ligatures w14:val="none"/>
-              </w:rPr>
-            </w:pPr>
-            <w:r>
-              <w:rPr>
-                <w:rFonts w:ascii="Arial" w:eastAsia="Times New Roman" w:hAnsi="Arial" w:cs="Arial"/>
-                <w:color w:val="1F1F1F"/>
-                <w:kern w:val="0"/>
-                <w:bdr w:val="none" w:sz="0" w:space="0" w:color="auto" w:frame="1"/>
-                <w:lang w:val="en-ZM"/>
-                <w14:ligatures w14:val="none"/>
-              </w:rPr>
-              <w:t>Created standard authentication interface (</w:t>
-            </w:r>
-            <w:r>
-              <w:rPr>
-                <w:rFonts w:ascii="Arial" w:eastAsia="Times New Roman" w:hAnsi="Arial" w:cs="Arial"/>
-                <w:color w:val="1F1F1F"/>
-                <w:kern w:val="0"/>
-                <w:sz w:val="23"/>
-                <w:szCs w:val="23"/>
-                <w:bdr w:val="none" w:sz="0" w:space="0" w:color="auto" w:frame="1"/>
-                <w:lang w:val="en-ZM"/>
-                <w14:ligatures w14:val="none"/>
+                <w:lang w:val="en-ZM"/>
+              </w:rPr>
+              <w:t>Authentication &amp; Access</w:t>
+            </w:r>
+          </w:p>
+        </w:tc>
+        <w:tc>
+          <w:tcPr>
+            <w:tcW w:w="0" w:type="auto"/>
+            <w:tcBorders>
+              <w:top w:val="single" w:sz="6" w:space="0" w:color="C4C7C5"/>
+              <w:left w:val="single" w:sz="6" w:space="0" w:color="C4C7C5"/>
+              <w:bottom w:val="single" w:sz="6" w:space="0" w:color="C4C7C5"/>
+              <w:right w:val="single" w:sz="6" w:space="0" w:color="C4C7C5"/>
+            </w:tcBorders>
+            <w:tcMar>
+              <w:top w:w="120" w:type="dxa"/>
+              <w:left w:w="180" w:type="dxa"/>
+              <w:bottom w:w="120" w:type="dxa"/>
+              <w:right w:w="180" w:type="dxa"/>
+            </w:tcMar>
+            <w:vAlign w:val="center"/>
+            <w:hideMark/>
+          </w:tcPr>
+          <w:p>
+            <w:pPr>
+              <w:rPr>
+                <w:lang w:val="en-ZM"/>
+              </w:rPr>
+            </w:pPr>
+            <w:r>
+              <w:rPr>
+                <w:lang w:val="en-ZM"/>
               </w:rPr>
               <w:t>login.html</w:t>
             </w:r>
-            <w:r>
-              <w:rPr>
-                <w:rFonts w:ascii="Arial" w:eastAsia="Times New Roman" w:hAnsi="Arial" w:cs="Arial"/>
-                <w:color w:val="1F1F1F"/>
-                <w:kern w:val="0"/>
-                <w:bdr w:val="none" w:sz="0" w:space="0" w:color="auto" w:frame="1"/>
-                <w:lang w:val="en-ZM"/>
-                <w14:ligatures w14:val="none"/>
-              </w:rPr>
-              <w:t>) with styled input controls for email/password and system branding (</w:t>
-            </w:r>
-            <w:proofErr w:type="spellStart"/>
-            <w:r>
-              <w:rPr>
-                <w:rFonts w:ascii="Arial" w:eastAsia="Times New Roman" w:hAnsi="Arial" w:cs="Arial"/>
-                <w:color w:val="1F1F1F"/>
-                <w:kern w:val="0"/>
-                <w:sz w:val="23"/>
-                <w:szCs w:val="23"/>
-                <w:bdr w:val="none" w:sz="0" w:space="0" w:color="auto" w:frame="1"/>
-                <w:lang w:val="en-ZM"/>
-                <w14:ligatures w14:val="none"/>
-              </w:rPr>
-              <w:t>MediCare</w:t>
-            </w:r>
-            <w:proofErr w:type="spellEnd"/>
-            <w:r>
-              <w:rPr>
-                <w:rFonts w:ascii="Arial" w:eastAsia="Times New Roman" w:hAnsi="Arial" w:cs="Arial"/>
-                <w:color w:val="1F1F1F"/>
-                <w:kern w:val="0"/>
-                <w:sz w:val="23"/>
-                <w:szCs w:val="23"/>
-                <w:bdr w:val="none" w:sz="0" w:space="0" w:color="auto" w:frame="1"/>
-                <w:lang w:val="en-ZM"/>
-                <w14:ligatures w14:val="none"/>
-              </w:rPr>
-              <w:t xml:space="preserve"> HMS</w:t>
-            </w:r>
-            <w:r>
-              <w:rPr>
-                <w:rFonts w:ascii="Arial" w:eastAsia="Times New Roman" w:hAnsi="Arial" w:cs="Arial"/>
-                <w:color w:val="1F1F1F"/>
-                <w:kern w:val="0"/>
-                <w:bdr w:val="none" w:sz="0" w:space="0" w:color="auto" w:frame="1"/>
-                <w:lang w:val="en-ZM"/>
-                <w14:ligatures w14:val="none"/>
-              </w:rPr>
-              <w:t>).</w:t>
-            </w:r>
-            <w:r>
-              <w:rPr>
-                <w:rFonts w:ascii="Arial" w:eastAsia="Times New Roman" w:hAnsi="Arial" w:cs="Arial"/>
-                <w:color w:val="1F1F1F"/>
-                <w:kern w:val="0"/>
-                <w:lang w:val="en-ZM"/>
-                <w14:ligatures w14:val="none"/>
-              </w:rPr>
-              <w:t xml:space="preserve"> </w:t>
-            </w:r>
-          </w:p>
-          <w:p>
-            <w:pPr>
-              <w:spacing w:after="0" w:line="240" w:lineRule="auto"/>
-              <w:rPr>
-                <w:rFonts w:ascii="Arial" w:eastAsia="Times New Roman" w:hAnsi="Arial" w:cs="Arial"/>
-                <w:color w:val="1F1F1F"/>
-                <w:kern w:val="0"/>
-                <w:lang w:val="en-ZM"/>
-                <w14:ligatures w14:val="none"/>
-              </w:rPr>
-            </w:pPr>
-          </w:p>
-        </w:tc>
-        <w:tc>
-          <w:tcPr>
-            <w:tcW w:w="0" w:type="auto"/>
-            <w:tcBorders>
-              <w:top w:val="single" w:sz="6" w:space="0" w:color="C4C7C5"/>
-              <w:left w:val="single" w:sz="6" w:space="0" w:color="C4C7C5"/>
-              <w:bottom w:val="single" w:sz="6" w:space="0" w:color="C4C7C5"/>
-              <w:right w:val="single" w:sz="6" w:space="0" w:color="C4C7C5"/>
-            </w:tcBorders>
-            <w:tcMar>
-              <w:top w:w="120" w:type="dxa"/>
-              <w:left w:w="180" w:type="dxa"/>
-              <w:bottom w:w="120" w:type="dxa"/>
-              <w:right w:w="180" w:type="dxa"/>
-            </w:tcMar>
-            <w:vAlign w:val="center"/>
-            <w:hideMark/>
-          </w:tcPr>
-          <w:p>
-            <w:pPr>
-              <w:spacing w:after="0" w:line="240" w:lineRule="auto"/>
-              <w:rPr>
-                <w:rFonts w:ascii="Arial" w:eastAsia="Times New Roman" w:hAnsi="Arial" w:cs="Arial"/>
-                <w:color w:val="1F1F1F"/>
-                <w:kern w:val="0"/>
-                <w:lang w:val="en-ZM"/>
-                <w14:ligatures w14:val="none"/>
-              </w:rPr>
-            </w:pPr>
-            <w:r>
-              <w:rPr>
-                <w:rFonts w:ascii="Arial" w:eastAsia="Times New Roman" w:hAnsi="Arial" w:cs="Arial"/>
+          </w:p>
+          <w:p>
+            <w:pPr>
+              <w:rPr>
+                <w:lang w:val="en-ZM"/>
+              </w:rPr>
+            </w:pPr>
+            <w:r>
+              <w:rPr>
+                <w:lang w:val="en-ZM"/>
+              </w:rPr>
+              <w:br/>
+            </w:r>
+          </w:p>
+          <w:p>
+            <w:pPr>
+              <w:rPr>
+                <w:lang w:val="en-ZM"/>
+              </w:rPr>
+            </w:pPr>
+            <w:r>
+              <w:rPr>
+                <w:lang w:val="en-ZM"/>
+              </w:rPr>
+              <w:t>style.css</w:t>
+            </w:r>
+          </w:p>
+        </w:tc>
+        <w:tc>
+          <w:tcPr>
+            <w:tcW w:w="0" w:type="auto"/>
+            <w:tcBorders>
+              <w:top w:val="single" w:sz="6" w:space="0" w:color="C4C7C5"/>
+              <w:left w:val="single" w:sz="6" w:space="0" w:color="C4C7C5"/>
+              <w:bottom w:val="single" w:sz="6" w:space="0" w:color="C4C7C5"/>
+              <w:right w:val="single" w:sz="6" w:space="0" w:color="C4C7C5"/>
+            </w:tcBorders>
+            <w:tcMar>
+              <w:top w:w="120" w:type="dxa"/>
+              <w:left w:w="180" w:type="dxa"/>
+              <w:bottom w:w="120" w:type="dxa"/>
+              <w:right w:w="180" w:type="dxa"/>
+            </w:tcMar>
+            <w:vAlign w:val="center"/>
+            <w:hideMark/>
+          </w:tcPr>
+          <w:p>
+            <w:pPr>
+              <w:rPr>
+                <w:lang w:val="en-ZM"/>
+              </w:rPr>
+            </w:pPr>
+            <w:r>
+              <w:rPr>
+                <w:lang w:val="en-ZM"/>
+              </w:rPr>
+              <w:t xml:space="preserve">Login interface for patients, doctors, nurses, and administrators with shared CSS theme variables. </w:t>
+            </w:r>
+          </w:p>
+        </w:tc>
+        <w:tc>
+          <w:tcPr>
+            <w:tcW w:w="0" w:type="auto"/>
+            <w:tcBorders>
+              <w:top w:val="single" w:sz="6" w:space="0" w:color="C4C7C5"/>
+              <w:left w:val="single" w:sz="6" w:space="0" w:color="C4C7C5"/>
+              <w:bottom w:val="single" w:sz="6" w:space="0" w:color="C4C7C5"/>
+              <w:right w:val="single" w:sz="6" w:space="0" w:color="C4C7C5"/>
+            </w:tcBorders>
+            <w:tcMar>
+              <w:top w:w="120" w:type="dxa"/>
+              <w:left w:w="180" w:type="dxa"/>
+              <w:bottom w:w="120" w:type="dxa"/>
+              <w:right w:w="180" w:type="dxa"/>
+            </w:tcMar>
+            <w:vAlign w:val="center"/>
+            <w:hideMark/>
+          </w:tcPr>
+          <w:p>
+            <w:pPr>
+              <w:rPr>
+                <w:lang w:val="en-ZM"/>
+              </w:rPr>
+            </w:pPr>
+            <w:r>
+              <w:rPr>
+                <w:lang w:val="en-ZM"/>
+              </w:rPr>
+              <w:t xml:space="preserve">3 </w:t>
+            </w:r>
+          </w:p>
+        </w:tc>
+        <w:tc>
+          <w:tcPr>
+            <w:tcW w:w="0" w:type="auto"/>
+            <w:tcBorders>
+              <w:top w:val="single" w:sz="6" w:space="0" w:color="C4C7C5"/>
+              <w:left w:val="single" w:sz="6" w:space="0" w:color="C4C7C5"/>
+              <w:bottom w:val="single" w:sz="6" w:space="0" w:color="C4C7C5"/>
+              <w:right w:val="single" w:sz="6" w:space="0" w:color="C4C7C5"/>
+            </w:tcBorders>
+            <w:tcMar>
+              <w:top w:w="120" w:type="dxa"/>
+              <w:left w:w="180" w:type="dxa"/>
+              <w:bottom w:w="120" w:type="dxa"/>
+              <w:right w:w="180" w:type="dxa"/>
+            </w:tcMar>
+            <w:vAlign w:val="center"/>
+            <w:hideMark/>
+          </w:tcPr>
+          <w:p>
+            <w:pPr>
+              <w:rPr>
+                <w:lang w:val="en-ZM"/>
+              </w:rPr>
+            </w:pPr>
+            <w:r>
+              <w:rPr>
                 <w:b/>
                 <w:bCs/>
-                <w:color w:val="1F1F1F"/>
-                <w:kern w:val="0"/>
-                <w:bdr w:val="none" w:sz="0" w:space="0" w:color="auto" w:frame="1"/>
-                <w:lang w:val="en-ZM"/>
-                <w14:ligatures w14:val="none"/>
+                <w:lang w:val="en-ZM"/>
               </w:rPr>
               <w:t>Done</w:t>
             </w:r>
@@ -1048,221 +605,171 @@
           </w:tcPr>
           <w:p>
             <w:pPr>
-              <w:spacing w:after="0" w:line="240" w:lineRule="auto"/>
-              <w:rPr>
-                <w:rFonts w:ascii="Arial" w:eastAsia="Times New Roman" w:hAnsi="Arial" w:cs="Arial"/>
-                <w:color w:val="1F1F1F"/>
-                <w:kern w:val="0"/>
-                <w:lang w:val="en-ZM"/>
-                <w14:ligatures w14:val="none"/>
-              </w:rPr>
-            </w:pPr>
-            <w:r>
-              <w:rPr>
-                <w:rFonts w:ascii="Arial" w:eastAsia="Times New Roman" w:hAnsi="Arial" w:cs="Arial"/>
+              <w:rPr>
+                <w:lang w:val="en-ZM"/>
+              </w:rPr>
+            </w:pPr>
+            <w:r>
+              <w:rPr>
                 <w:b/>
                 <w:bCs/>
-                <w:color w:val="1F1F1F"/>
-                <w:kern w:val="0"/>
-                <w:bdr w:val="none" w:sz="0" w:space="0" w:color="auto" w:frame="1"/>
-                <w:lang w:val="en-ZM"/>
-                <w14:ligatures w14:val="none"/>
-              </w:rPr>
-              <w:t>Patient Registration</w:t>
-            </w:r>
-          </w:p>
-        </w:tc>
-        <w:tc>
-          <w:tcPr>
-            <w:tcW w:w="0" w:type="auto"/>
-            <w:tcBorders>
-              <w:top w:val="single" w:sz="6" w:space="0" w:color="C4C7C5"/>
-              <w:left w:val="single" w:sz="6" w:space="0" w:color="C4C7C5"/>
-              <w:bottom w:val="single" w:sz="6" w:space="0" w:color="C4C7C5"/>
-              <w:right w:val="single" w:sz="6" w:space="0" w:color="C4C7C5"/>
-            </w:tcBorders>
-            <w:tcMar>
-              <w:top w:w="120" w:type="dxa"/>
-              <w:left w:w="180" w:type="dxa"/>
-              <w:bottom w:w="120" w:type="dxa"/>
-              <w:right w:w="180" w:type="dxa"/>
-            </w:tcMar>
-            <w:vAlign w:val="center"/>
-            <w:hideMark/>
-          </w:tcPr>
-          <w:p>
-            <w:pPr>
-              <w:spacing w:after="0" w:line="240" w:lineRule="auto"/>
-              <w:rPr>
-                <w:rFonts w:ascii="Arial" w:eastAsia="Times New Roman" w:hAnsi="Arial" w:cs="Arial"/>
-                <w:color w:val="1F1F1F"/>
-                <w:kern w:val="0"/>
-                <w:lang w:val="en-ZM"/>
-                <w14:ligatures w14:val="none"/>
-              </w:rPr>
-            </w:pPr>
-            <w:r>
-              <w:rPr>
-                <w:rFonts w:ascii="Arial" w:eastAsia="Times New Roman" w:hAnsi="Arial" w:cs="Arial"/>
-                <w:color w:val="1F1F1F"/>
-                <w:kern w:val="0"/>
-                <w:bdr w:val="none" w:sz="0" w:space="0" w:color="auto" w:frame="1"/>
-                <w:lang w:val="en-ZM"/>
-                <w14:ligatures w14:val="none"/>
-              </w:rPr>
-              <w:t>5</w:t>
-            </w:r>
-            <w:r>
-              <w:rPr>
-                <w:rFonts w:ascii="Arial" w:eastAsia="Times New Roman" w:hAnsi="Arial" w:cs="Arial"/>
-                <w:color w:val="1F1F1F"/>
-                <w:kern w:val="0"/>
-                <w:lang w:val="en-ZM"/>
-                <w14:ligatures w14:val="none"/>
-              </w:rPr>
-              <w:t xml:space="preserve"> </w:t>
-            </w:r>
-          </w:p>
-          <w:p>
-            <w:pPr>
-              <w:spacing w:after="0" w:line="240" w:lineRule="auto"/>
-              <w:rPr>
-                <w:rFonts w:ascii="Arial" w:eastAsia="Times New Roman" w:hAnsi="Arial" w:cs="Arial"/>
-                <w:color w:val="1F1F1F"/>
-                <w:kern w:val="0"/>
-                <w:lang w:val="en-ZM"/>
-                <w14:ligatures w14:val="none"/>
-              </w:rPr>
-            </w:pPr>
-          </w:p>
-        </w:tc>
-        <w:tc>
-          <w:tcPr>
-            <w:tcW w:w="0" w:type="auto"/>
-            <w:tcBorders>
-              <w:top w:val="single" w:sz="6" w:space="0" w:color="C4C7C5"/>
-              <w:left w:val="single" w:sz="6" w:space="0" w:color="C4C7C5"/>
-              <w:bottom w:val="single" w:sz="6" w:space="0" w:color="C4C7C5"/>
-              <w:right w:val="single" w:sz="6" w:space="0" w:color="C4C7C5"/>
-            </w:tcBorders>
-            <w:tcMar>
-              <w:top w:w="120" w:type="dxa"/>
-              <w:left w:w="180" w:type="dxa"/>
-              <w:bottom w:w="120" w:type="dxa"/>
-              <w:right w:w="180" w:type="dxa"/>
-            </w:tcMar>
-            <w:vAlign w:val="center"/>
-            <w:hideMark/>
-          </w:tcPr>
-          <w:p>
-            <w:pPr>
-              <w:spacing w:after="0" w:line="240" w:lineRule="auto"/>
-              <w:rPr>
-                <w:rFonts w:ascii="Arial" w:eastAsia="Times New Roman" w:hAnsi="Arial" w:cs="Arial"/>
-                <w:color w:val="1F1F1F"/>
-                <w:kern w:val="0"/>
-                <w:lang w:val="en-ZM"/>
-                <w14:ligatures w14:val="none"/>
-              </w:rPr>
-            </w:pPr>
-            <w:r>
-              <w:rPr>
-                <w:rFonts w:ascii="Arial" w:eastAsia="Times New Roman" w:hAnsi="Arial" w:cs="Arial"/>
-                <w:color w:val="1F1F1F"/>
-                <w:kern w:val="0"/>
-                <w:bdr w:val="none" w:sz="0" w:space="0" w:color="auto" w:frame="1"/>
-                <w:lang w:val="en-ZM"/>
-                <w14:ligatures w14:val="none"/>
-              </w:rPr>
-              <w:t>Built front-end patient registration interface (</w:t>
-            </w:r>
-            <w:r>
-              <w:rPr>
-                <w:rFonts w:ascii="Arial" w:eastAsia="Times New Roman" w:hAnsi="Arial" w:cs="Arial"/>
-                <w:color w:val="1F1F1F"/>
-                <w:kern w:val="0"/>
-                <w:sz w:val="23"/>
-                <w:szCs w:val="23"/>
-                <w:bdr w:val="none" w:sz="0" w:space="0" w:color="auto" w:frame="1"/>
-                <w:lang w:val="en-ZM"/>
-                <w14:ligatures w14:val="none"/>
+                <w:lang w:val="en-ZM"/>
+              </w:rPr>
+              <w:t>Patient Registration &amp; Views</w:t>
+            </w:r>
+          </w:p>
+        </w:tc>
+        <w:tc>
+          <w:tcPr>
+            <w:tcW w:w="0" w:type="auto"/>
+            <w:tcBorders>
+              <w:top w:val="single" w:sz="6" w:space="0" w:color="C4C7C5"/>
+              <w:left w:val="single" w:sz="6" w:space="0" w:color="C4C7C5"/>
+              <w:bottom w:val="single" w:sz="6" w:space="0" w:color="C4C7C5"/>
+              <w:right w:val="single" w:sz="6" w:space="0" w:color="C4C7C5"/>
+            </w:tcBorders>
+            <w:tcMar>
+              <w:top w:w="120" w:type="dxa"/>
+              <w:left w:w="180" w:type="dxa"/>
+              <w:bottom w:w="120" w:type="dxa"/>
+              <w:right w:w="180" w:type="dxa"/>
+            </w:tcMar>
+            <w:vAlign w:val="center"/>
+            <w:hideMark/>
+          </w:tcPr>
+          <w:p>
+            <w:pPr>
+              <w:rPr>
+                <w:lang w:val="en-ZM"/>
+              </w:rPr>
+            </w:pPr>
+            <w:r>
+              <w:rPr>
+                <w:lang w:val="en-ZM"/>
               </w:rPr>
               <w:t>patients.html</w:t>
             </w:r>
-            <w:r>
-              <w:rPr>
-                <w:rFonts w:ascii="Arial" w:eastAsia="Times New Roman" w:hAnsi="Arial" w:cs="Arial"/>
-                <w:color w:val="1F1F1F"/>
-                <w:kern w:val="0"/>
-                <w:bdr w:val="none" w:sz="0" w:space="0" w:color="auto" w:frame="1"/>
-                <w:lang w:val="en-ZM"/>
-                <w14:ligatures w14:val="none"/>
-              </w:rPr>
-              <w:t>) featuring form fields for Full Name, Date of Birth, Gender, Phone, Address, and Next of Kin contact details.</w:t>
-            </w:r>
-            <w:r>
-              <w:rPr>
-                <w:rFonts w:ascii="Arial" w:eastAsia="Times New Roman" w:hAnsi="Arial" w:cs="Arial"/>
-                <w:color w:val="1F1F1F"/>
-                <w:kern w:val="0"/>
-                <w:lang w:val="en-ZM"/>
-                <w14:ligatures w14:val="none"/>
-              </w:rPr>
-              <w:t xml:space="preserve"> </w:t>
-            </w:r>
-          </w:p>
-          <w:p>
-            <w:pPr>
-              <w:spacing w:after="0" w:line="240" w:lineRule="auto"/>
-              <w:rPr>
-                <w:rFonts w:ascii="Arial" w:eastAsia="Times New Roman" w:hAnsi="Arial" w:cs="Arial"/>
-                <w:color w:val="1F1F1F"/>
-                <w:kern w:val="0"/>
-                <w:lang w:val="en-ZM"/>
-                <w14:ligatures w14:val="none"/>
-              </w:rPr>
-            </w:pPr>
-          </w:p>
-        </w:tc>
-        <w:tc>
-          <w:tcPr>
-            <w:tcW w:w="0" w:type="auto"/>
-            <w:tcBorders>
-              <w:top w:val="single" w:sz="6" w:space="0" w:color="C4C7C5"/>
-              <w:left w:val="single" w:sz="6" w:space="0" w:color="C4C7C5"/>
-              <w:bottom w:val="single" w:sz="6" w:space="0" w:color="C4C7C5"/>
-              <w:right w:val="single" w:sz="6" w:space="0" w:color="C4C7C5"/>
-            </w:tcBorders>
-            <w:tcMar>
-              <w:top w:w="120" w:type="dxa"/>
-              <w:left w:w="180" w:type="dxa"/>
-              <w:bottom w:w="120" w:type="dxa"/>
-              <w:right w:w="180" w:type="dxa"/>
-            </w:tcMar>
-            <w:vAlign w:val="center"/>
-            <w:hideMark/>
-          </w:tcPr>
-          <w:p>
-            <w:pPr>
-              <w:spacing w:after="0" w:line="240" w:lineRule="auto"/>
-              <w:rPr>
-                <w:rFonts w:ascii="Arial" w:eastAsia="Times New Roman" w:hAnsi="Arial" w:cs="Arial"/>
-                <w:color w:val="1F1F1F"/>
-                <w:kern w:val="0"/>
-                <w:lang w:val="en-ZM"/>
-                <w14:ligatures w14:val="none"/>
-              </w:rPr>
-            </w:pPr>
-            <w:r>
-              <w:rPr>
-                <w:rFonts w:ascii="Arial" w:eastAsia="Times New Roman" w:hAnsi="Arial" w:cs="Arial"/>
+          </w:p>
+          <w:p>
+            <w:pPr>
+              <w:rPr>
+                <w:lang w:val="en-ZM"/>
+              </w:rPr>
+            </w:pPr>
+            <w:r>
+              <w:rPr>
+                <w:lang w:val="en-ZM"/>
+              </w:rPr>
+              <w:br/>
+            </w:r>
+          </w:p>
+          <w:p>
+            <w:pPr>
+              <w:rPr>
+                <w:lang w:val="en-ZM"/>
+              </w:rPr>
+            </w:pPr>
+            <w:r>
+              <w:rPr>
+                <w:lang w:val="en-ZM"/>
+              </w:rPr>
+              <w:t>patient_view.html</w:t>
+            </w:r>
+          </w:p>
+        </w:tc>
+        <w:tc>
+          <w:tcPr>
+            <w:tcW w:w="0" w:type="auto"/>
+            <w:tcBorders>
+              <w:top w:val="single" w:sz="6" w:space="0" w:color="C4C7C5"/>
+              <w:left w:val="single" w:sz="6" w:space="0" w:color="C4C7C5"/>
+              <w:bottom w:val="single" w:sz="6" w:space="0" w:color="C4C7C5"/>
+              <w:right w:val="single" w:sz="6" w:space="0" w:color="C4C7C5"/>
+            </w:tcBorders>
+            <w:tcMar>
+              <w:top w:w="120" w:type="dxa"/>
+              <w:left w:w="180" w:type="dxa"/>
+              <w:bottom w:w="120" w:type="dxa"/>
+              <w:right w:w="180" w:type="dxa"/>
+            </w:tcMar>
+            <w:vAlign w:val="center"/>
+            <w:hideMark/>
+          </w:tcPr>
+          <w:p>
+            <w:pPr>
+              <w:rPr>
+                <w:lang w:val="en-ZM"/>
+              </w:rPr>
+            </w:pPr>
+            <w:r>
+              <w:rPr>
+                <w:lang w:val="en-ZM"/>
+              </w:rPr>
+              <w:t xml:space="preserve">Registration form, searchable patient directory, and detailed single-patient view. </w:t>
+            </w:r>
+          </w:p>
+        </w:tc>
+        <w:tc>
+          <w:tcPr>
+            <w:tcW w:w="0" w:type="auto"/>
+            <w:tcBorders>
+              <w:top w:val="single" w:sz="6" w:space="0" w:color="C4C7C5"/>
+              <w:left w:val="single" w:sz="6" w:space="0" w:color="C4C7C5"/>
+              <w:bottom w:val="single" w:sz="6" w:space="0" w:color="C4C7C5"/>
+              <w:right w:val="single" w:sz="6" w:space="0" w:color="C4C7C5"/>
+            </w:tcBorders>
+            <w:tcMar>
+              <w:top w:w="120" w:type="dxa"/>
+              <w:left w:w="180" w:type="dxa"/>
+              <w:bottom w:w="120" w:type="dxa"/>
+              <w:right w:w="180" w:type="dxa"/>
+            </w:tcMar>
+            <w:vAlign w:val="center"/>
+            <w:hideMark/>
+          </w:tcPr>
+          <w:p>
+            <w:pPr>
+              <w:rPr>
+                <w:lang w:val="en-ZM"/>
+              </w:rPr>
+            </w:pPr>
+            <w:r>
+              <w:rPr>
+                <w:lang w:val="en-ZM"/>
+              </w:rPr>
+              <w:t xml:space="preserve">8 </w:t>
+            </w:r>
+          </w:p>
+        </w:tc>
+        <w:tc>
+          <w:tcPr>
+            <w:tcW w:w="0" w:type="auto"/>
+            <w:tcBorders>
+              <w:top w:val="single" w:sz="6" w:space="0" w:color="C4C7C5"/>
+              <w:left w:val="single" w:sz="6" w:space="0" w:color="C4C7C5"/>
+              <w:bottom w:val="single" w:sz="6" w:space="0" w:color="C4C7C5"/>
+              <w:right w:val="single" w:sz="6" w:space="0" w:color="C4C7C5"/>
+            </w:tcBorders>
+            <w:tcMar>
+              <w:top w:w="120" w:type="dxa"/>
+              <w:left w:w="180" w:type="dxa"/>
+              <w:bottom w:w="120" w:type="dxa"/>
+              <w:right w:w="180" w:type="dxa"/>
+            </w:tcMar>
+            <w:vAlign w:val="center"/>
+            <w:hideMark/>
+          </w:tcPr>
+          <w:p>
+            <w:pPr>
+              <w:rPr>
+                <w:lang w:val="en-ZM"/>
+              </w:rPr>
+            </w:pPr>
+            <w:r>
+              <w:rPr>
                 <w:b/>
                 <w:bCs/>
-                <w:color w:val="1F1F1F"/>
-                <w:kern w:val="0"/>
-                <w:bdr w:val="none" w:sz="0" w:space="0" w:color="auto" w:frame="1"/>
-                <w:lang w:val="en-ZM"/>
-                <w14:ligatures w14:val="none"/>
+                <w:lang w:val="en-ZM"/>
               </w:rPr>
               <w:t>Done</w:t>
             </w:r>
@@ -1293,221 +800,179 @@
           </w:tcPr>
           <w:p>
             <w:pPr>
-              <w:spacing w:after="0" w:line="240" w:lineRule="auto"/>
-              <w:rPr>
-                <w:rFonts w:ascii="Arial" w:eastAsia="Times New Roman" w:hAnsi="Arial" w:cs="Arial"/>
-                <w:color w:val="1F1F1F"/>
-                <w:kern w:val="0"/>
-                <w:lang w:val="en-ZM"/>
-                <w14:ligatures w14:val="none"/>
-              </w:rPr>
-            </w:pPr>
-            <w:r>
-              <w:rPr>
-                <w:rFonts w:ascii="Arial" w:eastAsia="Times New Roman" w:hAnsi="Arial" w:cs="Arial"/>
+              <w:rPr>
+                <w:lang w:val="en-ZM"/>
+              </w:rPr>
+            </w:pPr>
+            <w:r>
+              <w:rPr>
                 <w:b/>
                 <w:bCs/>
-                <w:color w:val="1F1F1F"/>
-                <w:kern w:val="0"/>
-                <w:bdr w:val="none" w:sz="0" w:space="0" w:color="auto" w:frame="1"/>
-                <w:lang w:val="en-ZM"/>
-                <w14:ligatures w14:val="none"/>
-              </w:rPr>
-              <w:t>Basic Patient Records</w:t>
-            </w:r>
-          </w:p>
-        </w:tc>
-        <w:tc>
-          <w:tcPr>
-            <w:tcW w:w="0" w:type="auto"/>
-            <w:tcBorders>
-              <w:top w:val="single" w:sz="6" w:space="0" w:color="C4C7C5"/>
-              <w:left w:val="single" w:sz="6" w:space="0" w:color="C4C7C5"/>
-              <w:bottom w:val="single" w:sz="6" w:space="0" w:color="C4C7C5"/>
-              <w:right w:val="single" w:sz="6" w:space="0" w:color="C4C7C5"/>
-            </w:tcBorders>
-            <w:tcMar>
-              <w:top w:w="120" w:type="dxa"/>
-              <w:left w:w="180" w:type="dxa"/>
-              <w:bottom w:w="120" w:type="dxa"/>
-              <w:right w:w="180" w:type="dxa"/>
-            </w:tcMar>
-            <w:vAlign w:val="center"/>
-            <w:hideMark/>
-          </w:tcPr>
-          <w:p>
-            <w:pPr>
-              <w:spacing w:after="0" w:line="240" w:lineRule="auto"/>
-              <w:rPr>
-                <w:rFonts w:ascii="Arial" w:eastAsia="Times New Roman" w:hAnsi="Arial" w:cs="Arial"/>
-                <w:color w:val="1F1F1F"/>
-                <w:kern w:val="0"/>
-                <w:lang w:val="en-ZM"/>
-                <w14:ligatures w14:val="none"/>
-              </w:rPr>
-            </w:pPr>
-            <w:r>
-              <w:rPr>
-                <w:rFonts w:ascii="Arial" w:eastAsia="Times New Roman" w:hAnsi="Arial" w:cs="Arial"/>
-                <w:color w:val="1F1F1F"/>
-                <w:kern w:val="0"/>
-                <w:bdr w:val="none" w:sz="0" w:space="0" w:color="auto" w:frame="1"/>
-                <w:lang w:val="en-ZM"/>
-                <w14:ligatures w14:val="none"/>
-              </w:rPr>
-              <w:t>8</w:t>
-            </w:r>
-            <w:r>
-              <w:rPr>
-                <w:rFonts w:ascii="Arial" w:eastAsia="Times New Roman" w:hAnsi="Arial" w:cs="Arial"/>
-                <w:color w:val="1F1F1F"/>
-                <w:kern w:val="0"/>
-                <w:lang w:val="en-ZM"/>
-                <w14:ligatures w14:val="none"/>
-              </w:rPr>
-              <w:t xml:space="preserve"> </w:t>
-            </w:r>
-          </w:p>
-          <w:p>
-            <w:pPr>
-              <w:spacing w:after="0" w:line="240" w:lineRule="auto"/>
-              <w:rPr>
-                <w:rFonts w:ascii="Arial" w:eastAsia="Times New Roman" w:hAnsi="Arial" w:cs="Arial"/>
-                <w:color w:val="1F1F1F"/>
-                <w:kern w:val="0"/>
-                <w:lang w:val="en-ZM"/>
-                <w14:ligatures w14:val="none"/>
-              </w:rPr>
-            </w:pPr>
-          </w:p>
-        </w:tc>
-        <w:tc>
-          <w:tcPr>
-            <w:tcW w:w="0" w:type="auto"/>
-            <w:tcBorders>
-              <w:top w:val="single" w:sz="6" w:space="0" w:color="C4C7C5"/>
-              <w:left w:val="single" w:sz="6" w:space="0" w:color="C4C7C5"/>
-              <w:bottom w:val="single" w:sz="6" w:space="0" w:color="C4C7C5"/>
-              <w:right w:val="single" w:sz="6" w:space="0" w:color="C4C7C5"/>
-            </w:tcBorders>
-            <w:tcMar>
-              <w:top w:w="120" w:type="dxa"/>
-              <w:left w:w="180" w:type="dxa"/>
-              <w:bottom w:w="120" w:type="dxa"/>
-              <w:right w:w="180" w:type="dxa"/>
-            </w:tcMar>
-            <w:vAlign w:val="center"/>
-            <w:hideMark/>
-          </w:tcPr>
-          <w:p>
-            <w:pPr>
-              <w:spacing w:after="0" w:line="240" w:lineRule="auto"/>
-              <w:rPr>
-                <w:rFonts w:ascii="Arial" w:eastAsia="Times New Roman" w:hAnsi="Arial" w:cs="Arial"/>
-                <w:color w:val="1F1F1F"/>
-                <w:kern w:val="0"/>
-                <w:lang w:val="en-ZM"/>
-                <w14:ligatures w14:val="none"/>
-              </w:rPr>
-            </w:pPr>
-            <w:r>
-              <w:rPr>
-                <w:rFonts w:ascii="Arial" w:eastAsia="Times New Roman" w:hAnsi="Arial" w:cs="Arial"/>
-                <w:color w:val="1F1F1F"/>
-                <w:kern w:val="0"/>
-                <w:bdr w:val="none" w:sz="0" w:space="0" w:color="auto" w:frame="1"/>
-                <w:lang w:val="en-ZM"/>
-                <w14:ligatures w14:val="none"/>
-              </w:rPr>
-              <w:t>Implemented the Patient Directory view (</w:t>
-            </w:r>
-            <w:r>
-              <w:rPr>
-                <w:rFonts w:ascii="Arial" w:eastAsia="Times New Roman" w:hAnsi="Arial" w:cs="Arial"/>
-                <w:color w:val="1F1F1F"/>
-                <w:kern w:val="0"/>
-                <w:sz w:val="23"/>
-                <w:szCs w:val="23"/>
-                <w:bdr w:val="none" w:sz="0" w:space="0" w:color="auto" w:frame="1"/>
-                <w:lang w:val="en-ZM"/>
-                <w14:ligatures w14:val="none"/>
-              </w:rPr>
-              <w:t>patients.html</w:t>
-            </w:r>
-            <w:r>
-              <w:rPr>
-                <w:rFonts w:ascii="Arial" w:eastAsia="Times New Roman" w:hAnsi="Arial" w:cs="Arial"/>
-                <w:color w:val="1F1F1F"/>
-                <w:kern w:val="0"/>
-                <w:bdr w:val="none" w:sz="0" w:space="0" w:color="auto" w:frame="1"/>
-                <w:lang w:val="en-ZM"/>
-                <w14:ligatures w14:val="none"/>
-              </w:rPr>
-              <w:t>) with a search box interface and table headers for Patient ID, Name, DOB, Gender, Phone, Next of Kin, and record action options (View/Deactivate).</w:t>
-            </w:r>
-            <w:r>
-              <w:rPr>
-                <w:rFonts w:ascii="Arial" w:eastAsia="Times New Roman" w:hAnsi="Arial" w:cs="Arial"/>
-                <w:color w:val="1F1F1F"/>
-                <w:kern w:val="0"/>
-                <w:lang w:val="en-ZM"/>
-                <w14:ligatures w14:val="none"/>
-              </w:rPr>
-              <w:t xml:space="preserve"> </w:t>
-            </w:r>
-          </w:p>
-          <w:p>
-            <w:pPr>
-              <w:spacing w:after="0" w:line="240" w:lineRule="auto"/>
-              <w:rPr>
-                <w:rFonts w:ascii="Arial" w:eastAsia="Times New Roman" w:hAnsi="Arial" w:cs="Arial"/>
-                <w:color w:val="1F1F1F"/>
-                <w:kern w:val="0"/>
-                <w:lang w:val="en-ZM"/>
-                <w14:ligatures w14:val="none"/>
-              </w:rPr>
-            </w:pPr>
-          </w:p>
-        </w:tc>
-        <w:tc>
-          <w:tcPr>
-            <w:tcW w:w="0" w:type="auto"/>
-            <w:tcBorders>
-              <w:top w:val="single" w:sz="6" w:space="0" w:color="C4C7C5"/>
-              <w:left w:val="single" w:sz="6" w:space="0" w:color="C4C7C5"/>
-              <w:bottom w:val="single" w:sz="6" w:space="0" w:color="C4C7C5"/>
-              <w:right w:val="single" w:sz="6" w:space="0" w:color="C4C7C5"/>
-            </w:tcBorders>
-            <w:tcMar>
-              <w:top w:w="120" w:type="dxa"/>
-              <w:left w:w="180" w:type="dxa"/>
-              <w:bottom w:w="120" w:type="dxa"/>
-              <w:right w:w="180" w:type="dxa"/>
-            </w:tcMar>
-            <w:vAlign w:val="center"/>
-            <w:hideMark/>
-          </w:tcPr>
-          <w:p>
-            <w:pPr>
-              <w:spacing w:after="0" w:line="240" w:lineRule="auto"/>
-              <w:rPr>
-                <w:rFonts w:ascii="Arial" w:eastAsia="Times New Roman" w:hAnsi="Arial" w:cs="Arial"/>
-                <w:color w:val="1F1F1F"/>
-                <w:kern w:val="0"/>
-                <w:lang w:val="en-ZM"/>
-                <w14:ligatures w14:val="none"/>
-              </w:rPr>
-            </w:pPr>
-            <w:r>
-              <w:rPr>
-                <w:rFonts w:ascii="Arial" w:eastAsia="Times New Roman" w:hAnsi="Arial" w:cs="Arial"/>
+                <w:lang w:val="en-ZM"/>
+              </w:rPr>
+              <w:t>Patient Medical Records</w:t>
+            </w:r>
+          </w:p>
+        </w:tc>
+        <w:tc>
+          <w:tcPr>
+            <w:tcW w:w="0" w:type="auto"/>
+            <w:tcBorders>
+              <w:top w:val="single" w:sz="6" w:space="0" w:color="C4C7C5"/>
+              <w:left w:val="single" w:sz="6" w:space="0" w:color="C4C7C5"/>
+              <w:bottom w:val="single" w:sz="6" w:space="0" w:color="C4C7C5"/>
+              <w:right w:val="single" w:sz="6" w:space="0" w:color="C4C7C5"/>
+            </w:tcBorders>
+            <w:tcMar>
+              <w:top w:w="120" w:type="dxa"/>
+              <w:left w:w="180" w:type="dxa"/>
+              <w:bottom w:w="120" w:type="dxa"/>
+              <w:right w:w="180" w:type="dxa"/>
+            </w:tcMar>
+            <w:vAlign w:val="center"/>
+            <w:hideMark/>
+          </w:tcPr>
+          <w:p>
+            <w:pPr>
+              <w:rPr>
+                <w:lang w:val="en-ZM"/>
+              </w:rPr>
+            </w:pPr>
+            <w:r>
+              <w:rPr>
+                <w:lang w:val="en-ZM"/>
+              </w:rPr>
+              <w:t>my_records.html</w:t>
+            </w:r>
+          </w:p>
+          <w:p>
+            <w:pPr>
+              <w:rPr>
+                <w:lang w:val="en-ZM"/>
+              </w:rPr>
+            </w:pPr>
+            <w:r>
+              <w:rPr>
+                <w:lang w:val="en-ZM"/>
+              </w:rPr>
+              <w:br/>
+            </w:r>
+          </w:p>
+          <w:p>
+            <w:pPr>
+              <w:rPr>
+                <w:lang w:val="en-ZM"/>
+              </w:rPr>
+            </w:pPr>
+            <w:r>
+              <w:rPr>
+                <w:lang w:val="en-ZM"/>
+              </w:rPr>
+              <w:t>records.html</w:t>
+            </w:r>
+          </w:p>
+        </w:tc>
+        <w:tc>
+          <w:tcPr>
+            <w:tcW w:w="0" w:type="auto"/>
+            <w:tcBorders>
+              <w:top w:val="single" w:sz="6" w:space="0" w:color="C4C7C5"/>
+              <w:left w:val="single" w:sz="6" w:space="0" w:color="C4C7C5"/>
+              <w:bottom w:val="single" w:sz="6" w:space="0" w:color="C4C7C5"/>
+              <w:right w:val="single" w:sz="6" w:space="0" w:color="C4C7C5"/>
+            </w:tcBorders>
+            <w:tcMar>
+              <w:top w:w="120" w:type="dxa"/>
+              <w:left w:w="180" w:type="dxa"/>
+              <w:bottom w:w="120" w:type="dxa"/>
+              <w:right w:w="180" w:type="dxa"/>
+            </w:tcMar>
+            <w:vAlign w:val="center"/>
+            <w:hideMark/>
+          </w:tcPr>
+          <w:p>
+            <w:pPr>
+              <w:rPr>
+                <w:lang w:val="en-ZM"/>
+              </w:rPr>
+            </w:pPr>
+            <w:r>
+              <w:rPr>
+                <w:lang w:val="en-ZM"/>
+              </w:rPr>
+              <w:t xml:space="preserve">Patient-facing and staff-facing views for viewing and managing </w:t>
+            </w:r>
+            <w:r>
+              <w:rPr>
+                <w:lang w:val="en-ZM"/>
+              </w:rPr>
+              <w:lastRenderedPageBreak/>
+              <w:t xml:space="preserve">patient medical histories. </w:t>
+            </w:r>
+          </w:p>
+        </w:tc>
+        <w:tc>
+          <w:tcPr>
+            <w:tcW w:w="0" w:type="auto"/>
+            <w:tcBorders>
+              <w:top w:val="single" w:sz="6" w:space="0" w:color="C4C7C5"/>
+              <w:left w:val="single" w:sz="6" w:space="0" w:color="C4C7C5"/>
+              <w:bottom w:val="single" w:sz="6" w:space="0" w:color="C4C7C5"/>
+              <w:right w:val="single" w:sz="6" w:space="0" w:color="C4C7C5"/>
+            </w:tcBorders>
+            <w:tcMar>
+              <w:top w:w="120" w:type="dxa"/>
+              <w:left w:w="180" w:type="dxa"/>
+              <w:bottom w:w="120" w:type="dxa"/>
+              <w:right w:w="180" w:type="dxa"/>
+            </w:tcMar>
+            <w:vAlign w:val="center"/>
+            <w:hideMark/>
+          </w:tcPr>
+          <w:p>
+            <w:pPr>
+              <w:rPr>
+                <w:lang w:val="en-ZM"/>
+              </w:rPr>
+            </w:pPr>
+            <w:r>
+              <w:rPr>
+                <w:lang w:val="en-ZM"/>
+              </w:rPr>
+              <w:lastRenderedPageBreak/>
+              <w:t xml:space="preserve">8 </w:t>
+            </w:r>
+          </w:p>
+        </w:tc>
+        <w:tc>
+          <w:tcPr>
+            <w:tcW w:w="0" w:type="auto"/>
+            <w:tcBorders>
+              <w:top w:val="single" w:sz="6" w:space="0" w:color="C4C7C5"/>
+              <w:left w:val="single" w:sz="6" w:space="0" w:color="C4C7C5"/>
+              <w:bottom w:val="single" w:sz="6" w:space="0" w:color="C4C7C5"/>
+              <w:right w:val="single" w:sz="6" w:space="0" w:color="C4C7C5"/>
+            </w:tcBorders>
+            <w:tcMar>
+              <w:top w:w="120" w:type="dxa"/>
+              <w:left w:w="180" w:type="dxa"/>
+              <w:bottom w:w="120" w:type="dxa"/>
+              <w:right w:w="180" w:type="dxa"/>
+            </w:tcMar>
+            <w:vAlign w:val="center"/>
+            <w:hideMark/>
+          </w:tcPr>
+          <w:p>
+            <w:pPr>
+              <w:rPr>
+                <w:lang w:val="en-ZM"/>
+              </w:rPr>
+            </w:pPr>
+            <w:r>
+              <w:rPr>
                 <w:b/>
                 <w:bCs/>
-                <w:color w:val="1F1F1F"/>
-                <w:kern w:val="0"/>
-                <w:bdr w:val="none" w:sz="0" w:space="0" w:color="auto" w:frame="1"/>
-                <w:lang w:val="en-ZM"/>
-                <w14:ligatures w14:val="none"/>
+                <w:lang w:val="en-ZM"/>
               </w:rPr>
               <w:t>Done</w:t>
             </w:r>
@@ -1538,221 +1003,1121 @@
           </w:tcPr>
           <w:p>
             <w:pPr>
-              <w:spacing w:after="0" w:line="240" w:lineRule="auto"/>
-              <w:rPr>
-                <w:rFonts w:ascii="Arial" w:eastAsia="Times New Roman" w:hAnsi="Arial" w:cs="Arial"/>
-                <w:color w:val="1F1F1F"/>
-                <w:kern w:val="0"/>
-                <w:lang w:val="en-ZM"/>
-                <w14:ligatures w14:val="none"/>
-              </w:rPr>
-            </w:pPr>
-            <w:r>
-              <w:rPr>
-                <w:rFonts w:ascii="Arial" w:eastAsia="Times New Roman" w:hAnsi="Arial" w:cs="Arial"/>
+              <w:rPr>
+                <w:lang w:val="en-ZM"/>
+              </w:rPr>
+            </w:pPr>
+            <w:r>
+              <w:rPr>
                 <w:b/>
                 <w:bCs/>
-                <w:color w:val="1F1F1F"/>
-                <w:kern w:val="0"/>
-                <w:bdr w:val="none" w:sz="0" w:space="0" w:color="auto" w:frame="1"/>
-                <w:lang w:val="en-ZM"/>
-                <w14:ligatures w14:val="none"/>
-              </w:rPr>
-              <w:t>Basic Role-Based Access</w:t>
-            </w:r>
-          </w:p>
-        </w:tc>
-        <w:tc>
-          <w:tcPr>
-            <w:tcW w:w="0" w:type="auto"/>
-            <w:tcBorders>
-              <w:top w:val="single" w:sz="6" w:space="0" w:color="C4C7C5"/>
-              <w:left w:val="single" w:sz="6" w:space="0" w:color="C4C7C5"/>
-              <w:bottom w:val="single" w:sz="6" w:space="0" w:color="C4C7C5"/>
-              <w:right w:val="single" w:sz="6" w:space="0" w:color="C4C7C5"/>
-            </w:tcBorders>
-            <w:tcMar>
-              <w:top w:w="120" w:type="dxa"/>
-              <w:left w:w="180" w:type="dxa"/>
-              <w:bottom w:w="120" w:type="dxa"/>
-              <w:right w:w="180" w:type="dxa"/>
-            </w:tcMar>
-            <w:vAlign w:val="center"/>
-            <w:hideMark/>
-          </w:tcPr>
-          <w:p>
-            <w:pPr>
-              <w:spacing w:after="0" w:line="240" w:lineRule="auto"/>
-              <w:rPr>
-                <w:rFonts w:ascii="Arial" w:eastAsia="Times New Roman" w:hAnsi="Arial" w:cs="Arial"/>
-                <w:color w:val="1F1F1F"/>
-                <w:kern w:val="0"/>
-                <w:lang w:val="en-ZM"/>
-                <w14:ligatures w14:val="none"/>
-              </w:rPr>
-            </w:pPr>
-            <w:r>
-              <w:rPr>
-                <w:rFonts w:ascii="Arial" w:eastAsia="Times New Roman" w:hAnsi="Arial" w:cs="Arial"/>
-                <w:color w:val="1F1F1F"/>
-                <w:kern w:val="0"/>
-                <w:bdr w:val="none" w:sz="0" w:space="0" w:color="auto" w:frame="1"/>
-                <w:lang w:val="en-ZM"/>
-                <w14:ligatures w14:val="none"/>
-              </w:rPr>
-              <w:t>8</w:t>
-            </w:r>
-            <w:r>
-              <w:rPr>
-                <w:rFonts w:ascii="Arial" w:eastAsia="Times New Roman" w:hAnsi="Arial" w:cs="Arial"/>
-                <w:color w:val="1F1F1F"/>
-                <w:kern w:val="0"/>
-                <w:lang w:val="en-ZM"/>
-                <w14:ligatures w14:val="none"/>
-              </w:rPr>
-              <w:t xml:space="preserve"> </w:t>
-            </w:r>
-          </w:p>
-          <w:p>
-            <w:pPr>
-              <w:spacing w:after="0" w:line="240" w:lineRule="auto"/>
-              <w:rPr>
-                <w:rFonts w:ascii="Arial" w:eastAsia="Times New Roman" w:hAnsi="Arial" w:cs="Arial"/>
-                <w:color w:val="1F1F1F"/>
-                <w:kern w:val="0"/>
-                <w:lang w:val="en-ZM"/>
-                <w14:ligatures w14:val="none"/>
-              </w:rPr>
-            </w:pPr>
-          </w:p>
-        </w:tc>
-        <w:tc>
-          <w:tcPr>
-            <w:tcW w:w="0" w:type="auto"/>
-            <w:tcBorders>
-              <w:top w:val="single" w:sz="6" w:space="0" w:color="C4C7C5"/>
-              <w:left w:val="single" w:sz="6" w:space="0" w:color="C4C7C5"/>
-              <w:bottom w:val="single" w:sz="6" w:space="0" w:color="C4C7C5"/>
-              <w:right w:val="single" w:sz="6" w:space="0" w:color="C4C7C5"/>
-            </w:tcBorders>
-            <w:tcMar>
-              <w:top w:w="120" w:type="dxa"/>
-              <w:left w:w="180" w:type="dxa"/>
-              <w:bottom w:w="120" w:type="dxa"/>
-              <w:right w:w="180" w:type="dxa"/>
-            </w:tcMar>
-            <w:vAlign w:val="center"/>
-            <w:hideMark/>
-          </w:tcPr>
-          <w:p>
-            <w:pPr>
-              <w:spacing w:after="0" w:line="240" w:lineRule="auto"/>
-              <w:rPr>
-                <w:rFonts w:ascii="Arial" w:eastAsia="Times New Roman" w:hAnsi="Arial" w:cs="Arial"/>
-                <w:color w:val="1F1F1F"/>
-                <w:kern w:val="0"/>
-                <w:lang w:val="en-ZM"/>
-                <w14:ligatures w14:val="none"/>
-              </w:rPr>
-            </w:pPr>
-            <w:r>
-              <w:rPr>
-                <w:rFonts w:ascii="Arial" w:eastAsia="Times New Roman" w:hAnsi="Arial" w:cs="Arial"/>
-                <w:color w:val="1F1F1F"/>
-                <w:kern w:val="0"/>
-                <w:bdr w:val="none" w:sz="0" w:space="0" w:color="auto" w:frame="1"/>
-                <w:lang w:val="en-ZM"/>
-                <w14:ligatures w14:val="none"/>
-              </w:rPr>
-              <w:t>Built application navigation sidebar structure (</w:t>
-            </w:r>
-            <w:r>
-              <w:rPr>
-                <w:rFonts w:ascii="Arial" w:eastAsia="Times New Roman" w:hAnsi="Arial" w:cs="Arial"/>
-                <w:color w:val="1F1F1F"/>
-                <w:kern w:val="0"/>
-                <w:sz w:val="23"/>
-                <w:szCs w:val="23"/>
-                <w:bdr w:val="none" w:sz="0" w:space="0" w:color="auto" w:frame="1"/>
-                <w:lang w:val="en-ZM"/>
-                <w14:ligatures w14:val="none"/>
-              </w:rPr>
-              <w:t>patients.html</w:t>
-            </w:r>
-            <w:r>
-              <w:rPr>
-                <w:rFonts w:ascii="Arial" w:eastAsia="Times New Roman" w:hAnsi="Arial" w:cs="Arial"/>
-                <w:color w:val="1F1F1F"/>
-                <w:kern w:val="0"/>
-                <w:bdr w:val="none" w:sz="0" w:space="0" w:color="auto" w:frame="1"/>
-                <w:lang w:val="en-ZM"/>
-                <w14:ligatures w14:val="none"/>
-              </w:rPr>
-              <w:t>) displaying navigation links for Dashboard, Patients, Appointments, Wards &amp; Beds, Billing, and Log out.</w:t>
-            </w:r>
-            <w:r>
-              <w:rPr>
-                <w:rFonts w:ascii="Arial" w:eastAsia="Times New Roman" w:hAnsi="Arial" w:cs="Arial"/>
-                <w:color w:val="1F1F1F"/>
-                <w:kern w:val="0"/>
-                <w:lang w:val="en-ZM"/>
-                <w14:ligatures w14:val="none"/>
-              </w:rPr>
-              <w:t xml:space="preserve"> </w:t>
-            </w:r>
-          </w:p>
-          <w:p>
-            <w:pPr>
-              <w:spacing w:after="0" w:line="240" w:lineRule="auto"/>
-              <w:rPr>
-                <w:rFonts w:ascii="Arial" w:eastAsia="Times New Roman" w:hAnsi="Arial" w:cs="Arial"/>
-                <w:color w:val="1F1F1F"/>
-                <w:kern w:val="0"/>
-                <w:lang w:val="en-ZM"/>
-                <w14:ligatures w14:val="none"/>
-              </w:rPr>
-            </w:pPr>
-          </w:p>
-        </w:tc>
-        <w:tc>
-          <w:tcPr>
-            <w:tcW w:w="0" w:type="auto"/>
-            <w:tcBorders>
-              <w:top w:val="single" w:sz="6" w:space="0" w:color="C4C7C5"/>
-              <w:left w:val="single" w:sz="6" w:space="0" w:color="C4C7C5"/>
-              <w:bottom w:val="single" w:sz="6" w:space="0" w:color="C4C7C5"/>
-              <w:right w:val="single" w:sz="6" w:space="0" w:color="C4C7C5"/>
-            </w:tcBorders>
-            <w:tcMar>
-              <w:top w:w="120" w:type="dxa"/>
-              <w:left w:w="180" w:type="dxa"/>
-              <w:bottom w:w="120" w:type="dxa"/>
-              <w:right w:w="180" w:type="dxa"/>
-            </w:tcMar>
-            <w:vAlign w:val="center"/>
-            <w:hideMark/>
-          </w:tcPr>
-          <w:p>
-            <w:pPr>
-              <w:spacing w:after="0" w:line="240" w:lineRule="auto"/>
-              <w:rPr>
-                <w:rFonts w:ascii="Arial" w:eastAsia="Times New Roman" w:hAnsi="Arial" w:cs="Arial"/>
-                <w:color w:val="1F1F1F"/>
-                <w:kern w:val="0"/>
-                <w:lang w:val="en-ZM"/>
-                <w14:ligatures w14:val="none"/>
-              </w:rPr>
-            </w:pPr>
-            <w:r>
-              <w:rPr>
-                <w:rFonts w:ascii="Arial" w:eastAsia="Times New Roman" w:hAnsi="Arial" w:cs="Arial"/>
+                <w:lang w:val="en-ZM"/>
+              </w:rPr>
+              <w:t>Appointments</w:t>
+            </w:r>
+          </w:p>
+        </w:tc>
+        <w:tc>
+          <w:tcPr>
+            <w:tcW w:w="0" w:type="auto"/>
+            <w:tcBorders>
+              <w:top w:val="single" w:sz="6" w:space="0" w:color="C4C7C5"/>
+              <w:left w:val="single" w:sz="6" w:space="0" w:color="C4C7C5"/>
+              <w:bottom w:val="single" w:sz="6" w:space="0" w:color="C4C7C5"/>
+              <w:right w:val="single" w:sz="6" w:space="0" w:color="C4C7C5"/>
+            </w:tcBorders>
+            <w:tcMar>
+              <w:top w:w="120" w:type="dxa"/>
+              <w:left w:w="180" w:type="dxa"/>
+              <w:bottom w:w="120" w:type="dxa"/>
+              <w:right w:w="180" w:type="dxa"/>
+            </w:tcMar>
+            <w:vAlign w:val="center"/>
+            <w:hideMark/>
+          </w:tcPr>
+          <w:p>
+            <w:pPr>
+              <w:rPr>
+                <w:lang w:val="en-ZM"/>
+              </w:rPr>
+            </w:pPr>
+            <w:r>
+              <w:rPr>
+                <w:lang w:val="en-ZM"/>
+              </w:rPr>
+              <w:t>appointments.html</w:t>
+            </w:r>
+          </w:p>
+        </w:tc>
+        <w:tc>
+          <w:tcPr>
+            <w:tcW w:w="0" w:type="auto"/>
+            <w:tcBorders>
+              <w:top w:val="single" w:sz="6" w:space="0" w:color="C4C7C5"/>
+              <w:left w:val="single" w:sz="6" w:space="0" w:color="C4C7C5"/>
+              <w:bottom w:val="single" w:sz="6" w:space="0" w:color="C4C7C5"/>
+              <w:right w:val="single" w:sz="6" w:space="0" w:color="C4C7C5"/>
+            </w:tcBorders>
+            <w:tcMar>
+              <w:top w:w="120" w:type="dxa"/>
+              <w:left w:w="180" w:type="dxa"/>
+              <w:bottom w:w="120" w:type="dxa"/>
+              <w:right w:w="180" w:type="dxa"/>
+            </w:tcMar>
+            <w:vAlign w:val="center"/>
+            <w:hideMark/>
+          </w:tcPr>
+          <w:p>
+            <w:pPr>
+              <w:rPr>
+                <w:lang w:val="en-ZM"/>
+              </w:rPr>
+            </w:pPr>
+            <w:r>
+              <w:rPr>
+                <w:lang w:val="en-ZM"/>
+              </w:rPr>
+              <w:t xml:space="preserve">Scheduling and management interface for patient consultation appointments. </w:t>
+            </w:r>
+          </w:p>
+        </w:tc>
+        <w:tc>
+          <w:tcPr>
+            <w:tcW w:w="0" w:type="auto"/>
+            <w:tcBorders>
+              <w:top w:val="single" w:sz="6" w:space="0" w:color="C4C7C5"/>
+              <w:left w:val="single" w:sz="6" w:space="0" w:color="C4C7C5"/>
+              <w:bottom w:val="single" w:sz="6" w:space="0" w:color="C4C7C5"/>
+              <w:right w:val="single" w:sz="6" w:space="0" w:color="C4C7C5"/>
+            </w:tcBorders>
+            <w:tcMar>
+              <w:top w:w="120" w:type="dxa"/>
+              <w:left w:w="180" w:type="dxa"/>
+              <w:bottom w:w="120" w:type="dxa"/>
+              <w:right w:w="180" w:type="dxa"/>
+            </w:tcMar>
+            <w:vAlign w:val="center"/>
+            <w:hideMark/>
+          </w:tcPr>
+          <w:p>
+            <w:pPr>
+              <w:rPr>
+                <w:lang w:val="en-ZM"/>
+              </w:rPr>
+            </w:pPr>
+            <w:r>
+              <w:rPr>
+                <w:lang w:val="en-ZM"/>
+              </w:rPr>
+              <w:t xml:space="preserve">5 </w:t>
+            </w:r>
+          </w:p>
+        </w:tc>
+        <w:tc>
+          <w:tcPr>
+            <w:tcW w:w="0" w:type="auto"/>
+            <w:tcBorders>
+              <w:top w:val="single" w:sz="6" w:space="0" w:color="C4C7C5"/>
+              <w:left w:val="single" w:sz="6" w:space="0" w:color="C4C7C5"/>
+              <w:bottom w:val="single" w:sz="6" w:space="0" w:color="C4C7C5"/>
+              <w:right w:val="single" w:sz="6" w:space="0" w:color="C4C7C5"/>
+            </w:tcBorders>
+            <w:tcMar>
+              <w:top w:w="120" w:type="dxa"/>
+              <w:left w:w="180" w:type="dxa"/>
+              <w:bottom w:w="120" w:type="dxa"/>
+              <w:right w:w="180" w:type="dxa"/>
+            </w:tcMar>
+            <w:vAlign w:val="center"/>
+            <w:hideMark/>
+          </w:tcPr>
+          <w:p>
+            <w:pPr>
+              <w:rPr>
+                <w:lang w:val="en-ZM"/>
+              </w:rPr>
+            </w:pPr>
+            <w:r>
+              <w:rPr>
                 <w:b/>
                 <w:bCs/>
-                <w:color w:val="1F1F1F"/>
-                <w:kern w:val="0"/>
-                <w:bdr w:val="none" w:sz="0" w:space="0" w:color="auto" w:frame="1"/>
-                <w:lang w:val="en-ZM"/>
-                <w14:ligatures w14:val="none"/>
+                <w:lang w:val="en-ZM"/>
+              </w:rPr>
+              <w:t>Done</w:t>
+            </w:r>
+          </w:p>
+        </w:tc>
+      </w:tr>
+      <w:tr>
+        <w:trPr>
+          <w:tblCellSpacing w:w="15" w:type="dxa"/>
+        </w:trPr>
+        <w:tc>
+          <w:tcPr>
+            <w:tcW w:w="0" w:type="auto"/>
+            <w:tcBorders>
+              <w:top w:val="single" w:sz="6" w:space="0" w:color="C4C7C5"/>
+              <w:left w:val="single" w:sz="6" w:space="0" w:color="C4C7C5"/>
+              <w:bottom w:val="single" w:sz="6" w:space="0" w:color="C4C7C5"/>
+              <w:right w:val="single" w:sz="6" w:space="0" w:color="C4C7C5"/>
+            </w:tcBorders>
+            <w:tcMar>
+              <w:top w:w="120" w:type="dxa"/>
+              <w:left w:w="180" w:type="dxa"/>
+              <w:bottom w:w="120" w:type="dxa"/>
+              <w:right w:w="180" w:type="dxa"/>
+            </w:tcMar>
+            <w:vAlign w:val="center"/>
+            <w:hideMark/>
+          </w:tcPr>
+          <w:p>
+            <w:pPr>
+              <w:rPr>
+                <w:lang w:val="en-ZM"/>
+              </w:rPr>
+            </w:pPr>
+            <w:r>
+              <w:rPr>
+                <w:b/>
+                <w:bCs/>
+                <w:lang w:val="en-ZM"/>
+              </w:rPr>
+              <w:t>Triage &amp; Nursing</w:t>
+            </w:r>
+          </w:p>
+        </w:tc>
+        <w:tc>
+          <w:tcPr>
+            <w:tcW w:w="0" w:type="auto"/>
+            <w:tcBorders>
+              <w:top w:val="single" w:sz="6" w:space="0" w:color="C4C7C5"/>
+              <w:left w:val="single" w:sz="6" w:space="0" w:color="C4C7C5"/>
+              <w:bottom w:val="single" w:sz="6" w:space="0" w:color="C4C7C5"/>
+              <w:right w:val="single" w:sz="6" w:space="0" w:color="C4C7C5"/>
+            </w:tcBorders>
+            <w:tcMar>
+              <w:top w:w="120" w:type="dxa"/>
+              <w:left w:w="180" w:type="dxa"/>
+              <w:bottom w:w="120" w:type="dxa"/>
+              <w:right w:w="180" w:type="dxa"/>
+            </w:tcMar>
+            <w:vAlign w:val="center"/>
+            <w:hideMark/>
+          </w:tcPr>
+          <w:p>
+            <w:pPr>
+              <w:rPr>
+                <w:lang w:val="en-ZM"/>
+              </w:rPr>
+            </w:pPr>
+            <w:r>
+              <w:rPr>
+                <w:lang w:val="en-ZM"/>
+              </w:rPr>
+              <w:t>vitals.html</w:t>
+            </w:r>
+          </w:p>
+        </w:tc>
+        <w:tc>
+          <w:tcPr>
+            <w:tcW w:w="0" w:type="auto"/>
+            <w:tcBorders>
+              <w:top w:val="single" w:sz="6" w:space="0" w:color="C4C7C5"/>
+              <w:left w:val="single" w:sz="6" w:space="0" w:color="C4C7C5"/>
+              <w:bottom w:val="single" w:sz="6" w:space="0" w:color="C4C7C5"/>
+              <w:right w:val="single" w:sz="6" w:space="0" w:color="C4C7C5"/>
+            </w:tcBorders>
+            <w:tcMar>
+              <w:top w:w="120" w:type="dxa"/>
+              <w:left w:w="180" w:type="dxa"/>
+              <w:bottom w:w="120" w:type="dxa"/>
+              <w:right w:w="180" w:type="dxa"/>
+            </w:tcMar>
+            <w:vAlign w:val="center"/>
+            <w:hideMark/>
+          </w:tcPr>
+          <w:p>
+            <w:pPr>
+              <w:rPr>
+                <w:lang w:val="en-ZM"/>
+              </w:rPr>
+            </w:pPr>
+            <w:r>
+              <w:rPr>
+                <w:lang w:val="en-ZM"/>
+              </w:rPr>
+              <w:t xml:space="preserve">Interface for nurses to record patient vital signs and manage triage priorities. </w:t>
+            </w:r>
+          </w:p>
+        </w:tc>
+        <w:tc>
+          <w:tcPr>
+            <w:tcW w:w="0" w:type="auto"/>
+            <w:tcBorders>
+              <w:top w:val="single" w:sz="6" w:space="0" w:color="C4C7C5"/>
+              <w:left w:val="single" w:sz="6" w:space="0" w:color="C4C7C5"/>
+              <w:bottom w:val="single" w:sz="6" w:space="0" w:color="C4C7C5"/>
+              <w:right w:val="single" w:sz="6" w:space="0" w:color="C4C7C5"/>
+            </w:tcBorders>
+            <w:tcMar>
+              <w:top w:w="120" w:type="dxa"/>
+              <w:left w:w="180" w:type="dxa"/>
+              <w:bottom w:w="120" w:type="dxa"/>
+              <w:right w:w="180" w:type="dxa"/>
+            </w:tcMar>
+            <w:vAlign w:val="center"/>
+            <w:hideMark/>
+          </w:tcPr>
+          <w:p>
+            <w:pPr>
+              <w:rPr>
+                <w:lang w:val="en-ZM"/>
+              </w:rPr>
+            </w:pPr>
+            <w:r>
+              <w:rPr>
+                <w:lang w:val="en-ZM"/>
+              </w:rPr>
+              <w:t xml:space="preserve">8 </w:t>
+            </w:r>
+          </w:p>
+        </w:tc>
+        <w:tc>
+          <w:tcPr>
+            <w:tcW w:w="0" w:type="auto"/>
+            <w:tcBorders>
+              <w:top w:val="single" w:sz="6" w:space="0" w:color="C4C7C5"/>
+              <w:left w:val="single" w:sz="6" w:space="0" w:color="C4C7C5"/>
+              <w:bottom w:val="single" w:sz="6" w:space="0" w:color="C4C7C5"/>
+              <w:right w:val="single" w:sz="6" w:space="0" w:color="C4C7C5"/>
+            </w:tcBorders>
+            <w:tcMar>
+              <w:top w:w="120" w:type="dxa"/>
+              <w:left w:w="180" w:type="dxa"/>
+              <w:bottom w:w="120" w:type="dxa"/>
+              <w:right w:w="180" w:type="dxa"/>
+            </w:tcMar>
+            <w:vAlign w:val="center"/>
+            <w:hideMark/>
+          </w:tcPr>
+          <w:p>
+            <w:pPr>
+              <w:rPr>
+                <w:lang w:val="en-ZM"/>
+              </w:rPr>
+            </w:pPr>
+            <w:r>
+              <w:rPr>
+                <w:b/>
+                <w:bCs/>
+                <w:lang w:val="en-ZM"/>
+              </w:rPr>
+              <w:t>Done</w:t>
+            </w:r>
+          </w:p>
+        </w:tc>
+      </w:tr>
+      <w:tr>
+        <w:trPr>
+          <w:tblCellSpacing w:w="15" w:type="dxa"/>
+        </w:trPr>
+        <w:tc>
+          <w:tcPr>
+            <w:tcW w:w="0" w:type="auto"/>
+            <w:tcBorders>
+              <w:top w:val="single" w:sz="6" w:space="0" w:color="C4C7C5"/>
+              <w:left w:val="single" w:sz="6" w:space="0" w:color="C4C7C5"/>
+              <w:bottom w:val="single" w:sz="6" w:space="0" w:color="C4C7C5"/>
+              <w:right w:val="single" w:sz="6" w:space="0" w:color="C4C7C5"/>
+            </w:tcBorders>
+            <w:tcMar>
+              <w:top w:w="120" w:type="dxa"/>
+              <w:left w:w="180" w:type="dxa"/>
+              <w:bottom w:w="120" w:type="dxa"/>
+              <w:right w:w="180" w:type="dxa"/>
+            </w:tcMar>
+            <w:vAlign w:val="center"/>
+            <w:hideMark/>
+          </w:tcPr>
+          <w:p>
+            <w:pPr>
+              <w:rPr>
+                <w:lang w:val="en-ZM"/>
+              </w:rPr>
+            </w:pPr>
+            <w:r>
+              <w:rPr>
+                <w:b/>
+                <w:bCs/>
+                <w:lang w:val="en-ZM"/>
+              </w:rPr>
+              <w:t>Clinical Dashboards</w:t>
+            </w:r>
+          </w:p>
+        </w:tc>
+        <w:tc>
+          <w:tcPr>
+            <w:tcW w:w="0" w:type="auto"/>
+            <w:tcBorders>
+              <w:top w:val="single" w:sz="6" w:space="0" w:color="C4C7C5"/>
+              <w:left w:val="single" w:sz="6" w:space="0" w:color="C4C7C5"/>
+              <w:bottom w:val="single" w:sz="6" w:space="0" w:color="C4C7C5"/>
+              <w:right w:val="single" w:sz="6" w:space="0" w:color="C4C7C5"/>
+            </w:tcBorders>
+            <w:tcMar>
+              <w:top w:w="120" w:type="dxa"/>
+              <w:left w:w="180" w:type="dxa"/>
+              <w:bottom w:w="120" w:type="dxa"/>
+              <w:right w:w="180" w:type="dxa"/>
+            </w:tcMar>
+            <w:vAlign w:val="center"/>
+            <w:hideMark/>
+          </w:tcPr>
+          <w:p>
+            <w:pPr>
+              <w:rPr>
+                <w:lang w:val="en-ZM"/>
+              </w:rPr>
+            </w:pPr>
+            <w:r>
+              <w:rPr>
+                <w:lang w:val="en-ZM"/>
+              </w:rPr>
+              <w:t>dashboard.html</w:t>
+            </w:r>
+          </w:p>
+          <w:p>
+            <w:pPr>
+              <w:rPr>
+                <w:lang w:val="en-ZM"/>
+              </w:rPr>
+            </w:pPr>
+            <w:r>
+              <w:rPr>
+                <w:lang w:val="en-ZM"/>
+              </w:rPr>
+              <w:br/>
+            </w:r>
+          </w:p>
+          <w:p>
+            <w:pPr>
+              <w:rPr>
+                <w:lang w:val="en-ZM"/>
+              </w:rPr>
+            </w:pPr>
+            <w:r>
+              <w:rPr>
+                <w:lang w:val="en-ZM"/>
+              </w:rPr>
+              <w:t>pharmacy.html</w:t>
+            </w:r>
+          </w:p>
+          <w:p>
+            <w:pPr>
+              <w:rPr>
+                <w:lang w:val="en-ZM"/>
+              </w:rPr>
+            </w:pPr>
+            <w:r>
+              <w:rPr>
+                <w:lang w:val="en-ZM"/>
+              </w:rPr>
+              <w:br/>
+            </w:r>
+          </w:p>
+          <w:p>
+            <w:pPr>
+              <w:rPr>
+                <w:lang w:val="en-ZM"/>
+              </w:rPr>
+            </w:pPr>
+            <w:r>
+              <w:rPr>
+                <w:lang w:val="en-ZM"/>
+              </w:rPr>
+              <w:t>lab.html</w:t>
+            </w:r>
+          </w:p>
+        </w:tc>
+        <w:tc>
+          <w:tcPr>
+            <w:tcW w:w="0" w:type="auto"/>
+            <w:tcBorders>
+              <w:top w:val="single" w:sz="6" w:space="0" w:color="C4C7C5"/>
+              <w:left w:val="single" w:sz="6" w:space="0" w:color="C4C7C5"/>
+              <w:bottom w:val="single" w:sz="6" w:space="0" w:color="C4C7C5"/>
+              <w:right w:val="single" w:sz="6" w:space="0" w:color="C4C7C5"/>
+            </w:tcBorders>
+            <w:tcMar>
+              <w:top w:w="120" w:type="dxa"/>
+              <w:left w:w="180" w:type="dxa"/>
+              <w:bottom w:w="120" w:type="dxa"/>
+              <w:right w:w="180" w:type="dxa"/>
+            </w:tcMar>
+            <w:vAlign w:val="center"/>
+            <w:hideMark/>
+          </w:tcPr>
+          <w:p>
+            <w:pPr>
+              <w:rPr>
+                <w:lang w:val="en-ZM"/>
+              </w:rPr>
+            </w:pPr>
+            <w:r>
+              <w:rPr>
+                <w:lang w:val="en-ZM"/>
+              </w:rPr>
+              <w:t xml:space="preserve">Overview dashboards for general staff, prescription dispensing, and lab requests. </w:t>
+            </w:r>
+          </w:p>
+        </w:tc>
+        <w:tc>
+          <w:tcPr>
+            <w:tcW w:w="0" w:type="auto"/>
+            <w:tcBorders>
+              <w:top w:val="single" w:sz="6" w:space="0" w:color="C4C7C5"/>
+              <w:left w:val="single" w:sz="6" w:space="0" w:color="C4C7C5"/>
+              <w:bottom w:val="single" w:sz="6" w:space="0" w:color="C4C7C5"/>
+              <w:right w:val="single" w:sz="6" w:space="0" w:color="C4C7C5"/>
+            </w:tcBorders>
+            <w:tcMar>
+              <w:top w:w="120" w:type="dxa"/>
+              <w:left w:w="180" w:type="dxa"/>
+              <w:bottom w:w="120" w:type="dxa"/>
+              <w:right w:w="180" w:type="dxa"/>
+            </w:tcMar>
+            <w:vAlign w:val="center"/>
+            <w:hideMark/>
+          </w:tcPr>
+          <w:p>
+            <w:pPr>
+              <w:rPr>
+                <w:lang w:val="en-ZM"/>
+              </w:rPr>
+            </w:pPr>
+            <w:r>
+              <w:rPr>
+                <w:lang w:val="en-ZM"/>
+              </w:rPr>
+              <w:t xml:space="preserve">13 </w:t>
+            </w:r>
+          </w:p>
+        </w:tc>
+        <w:tc>
+          <w:tcPr>
+            <w:tcW w:w="0" w:type="auto"/>
+            <w:tcBorders>
+              <w:top w:val="single" w:sz="6" w:space="0" w:color="C4C7C5"/>
+              <w:left w:val="single" w:sz="6" w:space="0" w:color="C4C7C5"/>
+              <w:bottom w:val="single" w:sz="6" w:space="0" w:color="C4C7C5"/>
+              <w:right w:val="single" w:sz="6" w:space="0" w:color="C4C7C5"/>
+            </w:tcBorders>
+            <w:tcMar>
+              <w:top w:w="120" w:type="dxa"/>
+              <w:left w:w="180" w:type="dxa"/>
+              <w:bottom w:w="120" w:type="dxa"/>
+              <w:right w:w="180" w:type="dxa"/>
+            </w:tcMar>
+            <w:vAlign w:val="center"/>
+            <w:hideMark/>
+          </w:tcPr>
+          <w:p>
+            <w:pPr>
+              <w:rPr>
+                <w:lang w:val="en-ZM"/>
+              </w:rPr>
+            </w:pPr>
+            <w:r>
+              <w:rPr>
+                <w:b/>
+                <w:bCs/>
+                <w:lang w:val="en-ZM"/>
+              </w:rPr>
+              <w:t>Done</w:t>
+            </w:r>
+          </w:p>
+        </w:tc>
+      </w:tr>
+      <w:tr>
+        <w:trPr>
+          <w:tblCellSpacing w:w="15" w:type="dxa"/>
+        </w:trPr>
+        <w:tc>
+          <w:tcPr>
+            <w:tcW w:w="0" w:type="auto"/>
+            <w:tcBorders>
+              <w:top w:val="single" w:sz="6" w:space="0" w:color="C4C7C5"/>
+              <w:left w:val="single" w:sz="6" w:space="0" w:color="C4C7C5"/>
+              <w:bottom w:val="single" w:sz="6" w:space="0" w:color="C4C7C5"/>
+              <w:right w:val="single" w:sz="6" w:space="0" w:color="C4C7C5"/>
+            </w:tcBorders>
+            <w:tcMar>
+              <w:top w:w="120" w:type="dxa"/>
+              <w:left w:w="180" w:type="dxa"/>
+              <w:bottom w:w="120" w:type="dxa"/>
+              <w:right w:w="180" w:type="dxa"/>
+            </w:tcMar>
+            <w:vAlign w:val="center"/>
+            <w:hideMark/>
+          </w:tcPr>
+          <w:p>
+            <w:pPr>
+              <w:rPr>
+                <w:lang w:val="en-ZM"/>
+              </w:rPr>
+            </w:pPr>
+            <w:r>
+              <w:rPr>
+                <w:b/>
+                <w:bCs/>
+                <w:lang w:val="en-ZM"/>
+              </w:rPr>
+              <w:t>Inpatient &amp; Wards</w:t>
+            </w:r>
+          </w:p>
+        </w:tc>
+        <w:tc>
+          <w:tcPr>
+            <w:tcW w:w="0" w:type="auto"/>
+            <w:tcBorders>
+              <w:top w:val="single" w:sz="6" w:space="0" w:color="C4C7C5"/>
+              <w:left w:val="single" w:sz="6" w:space="0" w:color="C4C7C5"/>
+              <w:bottom w:val="single" w:sz="6" w:space="0" w:color="C4C7C5"/>
+              <w:right w:val="single" w:sz="6" w:space="0" w:color="C4C7C5"/>
+            </w:tcBorders>
+            <w:tcMar>
+              <w:top w:w="120" w:type="dxa"/>
+              <w:left w:w="180" w:type="dxa"/>
+              <w:bottom w:w="120" w:type="dxa"/>
+              <w:right w:w="180" w:type="dxa"/>
+            </w:tcMar>
+            <w:vAlign w:val="center"/>
+            <w:hideMark/>
+          </w:tcPr>
+          <w:p>
+            <w:pPr>
+              <w:rPr>
+                <w:lang w:val="en-ZM"/>
+              </w:rPr>
+            </w:pPr>
+            <w:r>
+              <w:rPr>
+                <w:lang w:val="en-ZM"/>
+              </w:rPr>
+              <w:t>wards.html</w:t>
+            </w:r>
+          </w:p>
+        </w:tc>
+        <w:tc>
+          <w:tcPr>
+            <w:tcW w:w="0" w:type="auto"/>
+            <w:tcBorders>
+              <w:top w:val="single" w:sz="6" w:space="0" w:color="C4C7C5"/>
+              <w:left w:val="single" w:sz="6" w:space="0" w:color="C4C7C5"/>
+              <w:bottom w:val="single" w:sz="6" w:space="0" w:color="C4C7C5"/>
+              <w:right w:val="single" w:sz="6" w:space="0" w:color="C4C7C5"/>
+            </w:tcBorders>
+            <w:tcMar>
+              <w:top w:w="120" w:type="dxa"/>
+              <w:left w:w="180" w:type="dxa"/>
+              <w:bottom w:w="120" w:type="dxa"/>
+              <w:right w:w="180" w:type="dxa"/>
+            </w:tcMar>
+            <w:vAlign w:val="center"/>
+            <w:hideMark/>
+          </w:tcPr>
+          <w:p>
+            <w:pPr>
+              <w:rPr>
+                <w:lang w:val="en-ZM"/>
+              </w:rPr>
+            </w:pPr>
+            <w:r>
+              <w:rPr>
+                <w:lang w:val="en-ZM"/>
+              </w:rPr>
+              <w:t xml:space="preserve">Interface for tracking ward occupancy and bed assignments. </w:t>
+            </w:r>
+          </w:p>
+        </w:tc>
+        <w:tc>
+          <w:tcPr>
+            <w:tcW w:w="0" w:type="auto"/>
+            <w:tcBorders>
+              <w:top w:val="single" w:sz="6" w:space="0" w:color="C4C7C5"/>
+              <w:left w:val="single" w:sz="6" w:space="0" w:color="C4C7C5"/>
+              <w:bottom w:val="single" w:sz="6" w:space="0" w:color="C4C7C5"/>
+              <w:right w:val="single" w:sz="6" w:space="0" w:color="C4C7C5"/>
+            </w:tcBorders>
+            <w:tcMar>
+              <w:top w:w="120" w:type="dxa"/>
+              <w:left w:w="180" w:type="dxa"/>
+              <w:bottom w:w="120" w:type="dxa"/>
+              <w:right w:w="180" w:type="dxa"/>
+            </w:tcMar>
+            <w:vAlign w:val="center"/>
+            <w:hideMark/>
+          </w:tcPr>
+          <w:p>
+            <w:pPr>
+              <w:rPr>
+                <w:lang w:val="en-ZM"/>
+              </w:rPr>
+            </w:pPr>
+            <w:r>
+              <w:rPr>
+                <w:lang w:val="en-ZM"/>
+              </w:rPr>
+              <w:t xml:space="preserve">5 </w:t>
+            </w:r>
+          </w:p>
+        </w:tc>
+        <w:tc>
+          <w:tcPr>
+            <w:tcW w:w="0" w:type="auto"/>
+            <w:tcBorders>
+              <w:top w:val="single" w:sz="6" w:space="0" w:color="C4C7C5"/>
+              <w:left w:val="single" w:sz="6" w:space="0" w:color="C4C7C5"/>
+              <w:bottom w:val="single" w:sz="6" w:space="0" w:color="C4C7C5"/>
+              <w:right w:val="single" w:sz="6" w:space="0" w:color="C4C7C5"/>
+            </w:tcBorders>
+            <w:tcMar>
+              <w:top w:w="120" w:type="dxa"/>
+              <w:left w:w="180" w:type="dxa"/>
+              <w:bottom w:w="120" w:type="dxa"/>
+              <w:right w:w="180" w:type="dxa"/>
+            </w:tcMar>
+            <w:vAlign w:val="center"/>
+            <w:hideMark/>
+          </w:tcPr>
+          <w:p>
+            <w:pPr>
+              <w:rPr>
+                <w:lang w:val="en-ZM"/>
+              </w:rPr>
+            </w:pPr>
+            <w:r>
+              <w:rPr>
+                <w:b/>
+                <w:bCs/>
+                <w:lang w:val="en-ZM"/>
+              </w:rPr>
+              <w:t>Done</w:t>
+            </w:r>
+          </w:p>
+        </w:tc>
+      </w:tr>
+      <w:tr>
+        <w:trPr>
+          <w:tblCellSpacing w:w="15" w:type="dxa"/>
+        </w:trPr>
+        <w:tc>
+          <w:tcPr>
+            <w:tcW w:w="0" w:type="auto"/>
+            <w:tcBorders>
+              <w:top w:val="single" w:sz="6" w:space="0" w:color="C4C7C5"/>
+              <w:left w:val="single" w:sz="6" w:space="0" w:color="C4C7C5"/>
+              <w:bottom w:val="single" w:sz="6" w:space="0" w:color="C4C7C5"/>
+              <w:right w:val="single" w:sz="6" w:space="0" w:color="C4C7C5"/>
+            </w:tcBorders>
+            <w:tcMar>
+              <w:top w:w="120" w:type="dxa"/>
+              <w:left w:w="180" w:type="dxa"/>
+              <w:bottom w:w="120" w:type="dxa"/>
+              <w:right w:w="180" w:type="dxa"/>
+            </w:tcMar>
+            <w:vAlign w:val="center"/>
+            <w:hideMark/>
+          </w:tcPr>
+          <w:p>
+            <w:pPr>
+              <w:rPr>
+                <w:lang w:val="en-ZM"/>
+              </w:rPr>
+            </w:pPr>
+            <w:r>
+              <w:rPr>
+                <w:b/>
+                <w:bCs/>
+                <w:lang w:val="en-ZM"/>
+              </w:rPr>
+              <w:lastRenderedPageBreak/>
+              <w:t>Billing &amp; Patient Portals</w:t>
+            </w:r>
+          </w:p>
+        </w:tc>
+        <w:tc>
+          <w:tcPr>
+            <w:tcW w:w="0" w:type="auto"/>
+            <w:tcBorders>
+              <w:top w:val="single" w:sz="6" w:space="0" w:color="C4C7C5"/>
+              <w:left w:val="single" w:sz="6" w:space="0" w:color="C4C7C5"/>
+              <w:bottom w:val="single" w:sz="6" w:space="0" w:color="C4C7C5"/>
+              <w:right w:val="single" w:sz="6" w:space="0" w:color="C4C7C5"/>
+            </w:tcBorders>
+            <w:tcMar>
+              <w:top w:w="120" w:type="dxa"/>
+              <w:left w:w="180" w:type="dxa"/>
+              <w:bottom w:w="120" w:type="dxa"/>
+              <w:right w:w="180" w:type="dxa"/>
+            </w:tcMar>
+            <w:vAlign w:val="center"/>
+            <w:hideMark/>
+          </w:tcPr>
+          <w:p>
+            <w:pPr>
+              <w:rPr>
+                <w:lang w:val="en-ZM"/>
+              </w:rPr>
+            </w:pPr>
+            <w:r>
+              <w:rPr>
+                <w:lang w:val="en-ZM"/>
+              </w:rPr>
+              <w:t>billing.html</w:t>
+            </w:r>
+          </w:p>
+          <w:p>
+            <w:pPr>
+              <w:rPr>
+                <w:lang w:val="en-ZM"/>
+              </w:rPr>
+            </w:pPr>
+            <w:r>
+              <w:rPr>
+                <w:lang w:val="en-ZM"/>
+              </w:rPr>
+              <w:br/>
+            </w:r>
+          </w:p>
+          <w:p>
+            <w:pPr>
+              <w:rPr>
+                <w:lang w:val="en-ZM"/>
+              </w:rPr>
+            </w:pPr>
+            <w:r>
+              <w:rPr>
+                <w:lang w:val="en-ZM"/>
+              </w:rPr>
+              <w:t>my_bills.html</w:t>
+            </w:r>
+          </w:p>
+        </w:tc>
+        <w:tc>
+          <w:tcPr>
+            <w:tcW w:w="0" w:type="auto"/>
+            <w:tcBorders>
+              <w:top w:val="single" w:sz="6" w:space="0" w:color="C4C7C5"/>
+              <w:left w:val="single" w:sz="6" w:space="0" w:color="C4C7C5"/>
+              <w:bottom w:val="single" w:sz="6" w:space="0" w:color="C4C7C5"/>
+              <w:right w:val="single" w:sz="6" w:space="0" w:color="C4C7C5"/>
+            </w:tcBorders>
+            <w:tcMar>
+              <w:top w:w="120" w:type="dxa"/>
+              <w:left w:w="180" w:type="dxa"/>
+              <w:bottom w:w="120" w:type="dxa"/>
+              <w:right w:w="180" w:type="dxa"/>
+            </w:tcMar>
+            <w:vAlign w:val="center"/>
+            <w:hideMark/>
+          </w:tcPr>
+          <w:p>
+            <w:pPr>
+              <w:rPr>
+                <w:lang w:val="en-ZM"/>
+              </w:rPr>
+            </w:pPr>
+            <w:r>
+              <w:rPr>
+                <w:lang w:val="en-ZM"/>
+              </w:rPr>
+              <w:t xml:space="preserve">Billing management and patient financial portals. </w:t>
+            </w:r>
+          </w:p>
+        </w:tc>
+        <w:tc>
+          <w:tcPr>
+            <w:tcW w:w="0" w:type="auto"/>
+            <w:tcBorders>
+              <w:top w:val="single" w:sz="6" w:space="0" w:color="C4C7C5"/>
+              <w:left w:val="single" w:sz="6" w:space="0" w:color="C4C7C5"/>
+              <w:bottom w:val="single" w:sz="6" w:space="0" w:color="C4C7C5"/>
+              <w:right w:val="single" w:sz="6" w:space="0" w:color="C4C7C5"/>
+            </w:tcBorders>
+            <w:tcMar>
+              <w:top w:w="120" w:type="dxa"/>
+              <w:left w:w="180" w:type="dxa"/>
+              <w:bottom w:w="120" w:type="dxa"/>
+              <w:right w:w="180" w:type="dxa"/>
+            </w:tcMar>
+            <w:vAlign w:val="center"/>
+            <w:hideMark/>
+          </w:tcPr>
+          <w:p>
+            <w:pPr>
+              <w:rPr>
+                <w:lang w:val="en-ZM"/>
+              </w:rPr>
+            </w:pPr>
+            <w:r>
+              <w:rPr>
+                <w:lang w:val="en-ZM"/>
+              </w:rPr>
+              <w:t xml:space="preserve">5 </w:t>
+            </w:r>
+          </w:p>
+        </w:tc>
+        <w:tc>
+          <w:tcPr>
+            <w:tcW w:w="0" w:type="auto"/>
+            <w:tcBorders>
+              <w:top w:val="single" w:sz="6" w:space="0" w:color="C4C7C5"/>
+              <w:left w:val="single" w:sz="6" w:space="0" w:color="C4C7C5"/>
+              <w:bottom w:val="single" w:sz="6" w:space="0" w:color="C4C7C5"/>
+              <w:right w:val="single" w:sz="6" w:space="0" w:color="C4C7C5"/>
+            </w:tcBorders>
+            <w:tcMar>
+              <w:top w:w="120" w:type="dxa"/>
+              <w:left w:w="180" w:type="dxa"/>
+              <w:bottom w:w="120" w:type="dxa"/>
+              <w:right w:w="180" w:type="dxa"/>
+            </w:tcMar>
+            <w:vAlign w:val="center"/>
+            <w:hideMark/>
+          </w:tcPr>
+          <w:p>
+            <w:pPr>
+              <w:rPr>
+                <w:lang w:val="en-ZM"/>
+              </w:rPr>
+            </w:pPr>
+            <w:r>
+              <w:rPr>
+                <w:b/>
+                <w:bCs/>
+                <w:lang w:val="en-ZM"/>
+              </w:rPr>
+              <w:t>Done</w:t>
+            </w:r>
+          </w:p>
+        </w:tc>
+      </w:tr>
+      <w:tr>
+        <w:trPr>
+          <w:tblCellSpacing w:w="15" w:type="dxa"/>
+        </w:trPr>
+        <w:tc>
+          <w:tcPr>
+            <w:tcW w:w="0" w:type="auto"/>
+            <w:tcBorders>
+              <w:top w:val="single" w:sz="6" w:space="0" w:color="C4C7C5"/>
+              <w:left w:val="single" w:sz="6" w:space="0" w:color="C4C7C5"/>
+              <w:bottom w:val="single" w:sz="6" w:space="0" w:color="C4C7C5"/>
+              <w:right w:val="single" w:sz="6" w:space="0" w:color="C4C7C5"/>
+            </w:tcBorders>
+            <w:tcMar>
+              <w:top w:w="120" w:type="dxa"/>
+              <w:left w:w="180" w:type="dxa"/>
+              <w:bottom w:w="120" w:type="dxa"/>
+              <w:right w:w="180" w:type="dxa"/>
+            </w:tcMar>
+            <w:vAlign w:val="center"/>
+            <w:hideMark/>
+          </w:tcPr>
+          <w:p>
+            <w:pPr>
+              <w:rPr>
+                <w:lang w:val="en-ZM"/>
+              </w:rPr>
+            </w:pPr>
+            <w:r>
+              <w:rPr>
+                <w:b/>
+                <w:bCs/>
+                <w:lang w:val="en-ZM"/>
+              </w:rPr>
+              <w:t>Administration &amp; System Security</w:t>
+            </w:r>
+          </w:p>
+        </w:tc>
+        <w:tc>
+          <w:tcPr>
+            <w:tcW w:w="0" w:type="auto"/>
+            <w:tcBorders>
+              <w:top w:val="single" w:sz="6" w:space="0" w:color="C4C7C5"/>
+              <w:left w:val="single" w:sz="6" w:space="0" w:color="C4C7C5"/>
+              <w:bottom w:val="single" w:sz="6" w:space="0" w:color="C4C7C5"/>
+              <w:right w:val="single" w:sz="6" w:space="0" w:color="C4C7C5"/>
+            </w:tcBorders>
+            <w:tcMar>
+              <w:top w:w="120" w:type="dxa"/>
+              <w:left w:w="180" w:type="dxa"/>
+              <w:bottom w:w="120" w:type="dxa"/>
+              <w:right w:w="180" w:type="dxa"/>
+            </w:tcMar>
+            <w:vAlign w:val="center"/>
+            <w:hideMark/>
+          </w:tcPr>
+          <w:p>
+            <w:pPr>
+              <w:rPr>
+                <w:lang w:val="en-ZM"/>
+              </w:rPr>
+            </w:pPr>
+            <w:r>
+              <w:rPr>
+                <w:lang w:val="en-ZM"/>
+              </w:rPr>
+              <w:t>users.html</w:t>
+            </w:r>
+          </w:p>
+          <w:p>
+            <w:pPr>
+              <w:rPr>
+                <w:lang w:val="en-ZM"/>
+              </w:rPr>
+            </w:pPr>
+            <w:r>
+              <w:rPr>
+                <w:lang w:val="en-ZM"/>
+              </w:rPr>
+              <w:br/>
+            </w:r>
+          </w:p>
+          <w:p>
+            <w:pPr>
+              <w:rPr>
+                <w:lang w:val="en-ZM"/>
+              </w:rPr>
+            </w:pPr>
+            <w:r>
+              <w:rPr>
+                <w:lang w:val="en-ZM"/>
+              </w:rPr>
+              <w:t>audit_log.html</w:t>
+            </w:r>
+          </w:p>
+          <w:p>
+            <w:pPr>
+              <w:rPr>
+                <w:lang w:val="en-ZM"/>
+              </w:rPr>
+            </w:pPr>
+            <w:r>
+              <w:rPr>
+                <w:lang w:val="en-ZM"/>
+              </w:rPr>
+              <w:br/>
+            </w:r>
+          </w:p>
+          <w:p>
+            <w:pPr>
+              <w:rPr>
+                <w:lang w:val="en-ZM"/>
+              </w:rPr>
+            </w:pPr>
+            <w:r>
+              <w:rPr>
+                <w:lang w:val="en-ZM"/>
+              </w:rPr>
+              <w:t>reports.html</w:t>
+            </w:r>
+          </w:p>
+        </w:tc>
+        <w:tc>
+          <w:tcPr>
+            <w:tcW w:w="0" w:type="auto"/>
+            <w:tcBorders>
+              <w:top w:val="single" w:sz="6" w:space="0" w:color="C4C7C5"/>
+              <w:left w:val="single" w:sz="6" w:space="0" w:color="C4C7C5"/>
+              <w:bottom w:val="single" w:sz="6" w:space="0" w:color="C4C7C5"/>
+              <w:right w:val="single" w:sz="6" w:space="0" w:color="C4C7C5"/>
+            </w:tcBorders>
+            <w:tcMar>
+              <w:top w:w="120" w:type="dxa"/>
+              <w:left w:w="180" w:type="dxa"/>
+              <w:bottom w:w="120" w:type="dxa"/>
+              <w:right w:w="180" w:type="dxa"/>
+            </w:tcMar>
+            <w:vAlign w:val="center"/>
+            <w:hideMark/>
+          </w:tcPr>
+          <w:p>
+            <w:pPr>
+              <w:rPr>
+                <w:lang w:val="en-ZM"/>
+              </w:rPr>
+            </w:pPr>
+            <w:r>
+              <w:rPr>
+                <w:lang w:val="en-ZM"/>
+              </w:rPr>
+              <w:t xml:space="preserve">Role-based user management, system audit logs, and hospital administrative reporting views. </w:t>
+            </w:r>
+          </w:p>
+        </w:tc>
+        <w:tc>
+          <w:tcPr>
+            <w:tcW w:w="0" w:type="auto"/>
+            <w:tcBorders>
+              <w:top w:val="single" w:sz="6" w:space="0" w:color="C4C7C5"/>
+              <w:left w:val="single" w:sz="6" w:space="0" w:color="C4C7C5"/>
+              <w:bottom w:val="single" w:sz="6" w:space="0" w:color="C4C7C5"/>
+              <w:right w:val="single" w:sz="6" w:space="0" w:color="C4C7C5"/>
+            </w:tcBorders>
+            <w:tcMar>
+              <w:top w:w="120" w:type="dxa"/>
+              <w:left w:w="180" w:type="dxa"/>
+              <w:bottom w:w="120" w:type="dxa"/>
+              <w:right w:w="180" w:type="dxa"/>
+            </w:tcMar>
+            <w:vAlign w:val="center"/>
+            <w:hideMark/>
+          </w:tcPr>
+          <w:p>
+            <w:pPr>
+              <w:rPr>
+                <w:lang w:val="en-ZM"/>
+              </w:rPr>
+            </w:pPr>
+            <w:r>
+              <w:rPr>
+                <w:lang w:val="en-ZM"/>
+              </w:rPr>
+              <w:t xml:space="preserve">11 </w:t>
+            </w:r>
+          </w:p>
+        </w:tc>
+        <w:tc>
+          <w:tcPr>
+            <w:tcW w:w="0" w:type="auto"/>
+            <w:tcBorders>
+              <w:top w:val="single" w:sz="6" w:space="0" w:color="C4C7C5"/>
+              <w:left w:val="single" w:sz="6" w:space="0" w:color="C4C7C5"/>
+              <w:bottom w:val="single" w:sz="6" w:space="0" w:color="C4C7C5"/>
+              <w:right w:val="single" w:sz="6" w:space="0" w:color="C4C7C5"/>
+            </w:tcBorders>
+            <w:tcMar>
+              <w:top w:w="120" w:type="dxa"/>
+              <w:left w:w="180" w:type="dxa"/>
+              <w:bottom w:w="120" w:type="dxa"/>
+              <w:right w:w="180" w:type="dxa"/>
+            </w:tcMar>
+            <w:vAlign w:val="center"/>
+            <w:hideMark/>
+          </w:tcPr>
+          <w:p>
+            <w:pPr>
+              <w:rPr>
+                <w:lang w:val="en-ZM"/>
+              </w:rPr>
+            </w:pPr>
+            <w:r>
+              <w:rPr>
+                <w:b/>
+                <w:bCs/>
+                <w:lang w:val="en-ZM"/>
               </w:rPr>
               <w:t>Done</w:t>
             </w:r>
@@ -1764,308 +2129,156 @@
       <w:pPr>
         <w:numPr>
           <w:ilvl w:val="0"/>
-          <w:numId w:val="5"/>
+          <w:numId w:val="8"/>
         </w:numPr>
-        <w:spacing w:after="0" w:line="240" w:lineRule="auto"/>
         <w:rPr>
-          <w:rFonts w:ascii="Arial" w:eastAsia="Times New Roman" w:hAnsi="Arial" w:cs="Arial"/>
-          <w:color w:val="1F1F1F"/>
-          <w:kern w:val="0"/>
           <w:lang w:val="en-ZM"/>
-          <w14:ligatures w14:val="none"/>
         </w:rPr>
       </w:pPr>
       <w:r>
         <w:rPr>
-          <w:rFonts w:ascii="Arial" w:eastAsia="Times New Roman" w:hAnsi="Arial" w:cs="Arial"/>
           <w:b/>
           <w:bCs/>
-          <w:color w:val="1F1F1F"/>
-          <w:kern w:val="0"/>
-          <w:bdr w:val="none" w:sz="0" w:space="0" w:color="auto" w:frame="1"/>
           <w:lang w:val="en-ZM"/>
-          <w14:ligatures w14:val="none"/>
         </w:rPr>
-        <w:lastRenderedPageBreak/>
-        <w:t>Total Story Points Delivered:</w:t>
+        <w:t>Total Story Points Delivered (UI/UX):</w:t>
       </w:r>
       <w:r>
         <w:rPr>
-          <w:rFonts w:ascii="Arial" w:eastAsia="Times New Roman" w:hAnsi="Arial" w:cs="Arial"/>
-          <w:color w:val="1F1F1F"/>
-          <w:kern w:val="0"/>
-          <w:bdr w:val="none" w:sz="0" w:space="0" w:color="auto" w:frame="1"/>
           <w:lang w:val="en-ZM"/>
-          <w14:ligatures w14:val="none"/>
         </w:rPr>
-        <w:t xml:space="preserve"> 27 points</w:t>
+        <w:t xml:space="preserve"> 66 points</w:t>
+      </w:r>
+    </w:p>
+    <w:p>
+      <w:pPr>
+        <w:rPr>
+          <w:b/>
+          <w:bCs/>
+          <w:lang w:val="en-ZM"/>
+        </w:rPr>
+      </w:pPr>
+      <w:r>
+        <w:rPr>
+          <w:b/>
+          <w:bCs/>
+          <w:lang w:val="en-ZM"/>
+        </w:rPr>
+        <w:t>Interface Definition of Done (DoD) Checklist</w:t>
+      </w:r>
+    </w:p>
+    <w:p>
+      <w:pPr>
+        <w:numPr>
+          <w:ilvl w:val="0"/>
+          <w:numId w:val="9"/>
+        </w:numPr>
+        <w:rPr>
+          <w:lang w:val="en-ZM"/>
+        </w:rPr>
+      </w:pPr>
+      <w:r>
+        <w:rPr>
+          <w:b/>
+          <w:bCs/>
+          <w:lang w:val="en-ZM"/>
+        </w:rPr>
+        <w:t>Responsive Layout Shells:</w:t>
       </w:r>
       <w:r>
         <w:rPr>
-          <w:rFonts w:ascii="Arial" w:eastAsia="Times New Roman" w:hAnsi="Arial" w:cs="Arial"/>
-          <w:color w:val="1F1F1F"/>
-          <w:kern w:val="0"/>
           <w:lang w:val="en-ZM"/>
-          <w14:ligatures w14:val="none"/>
         </w:rPr>
-        <w:t xml:space="preserve"> </w:t>
+        <w:t xml:space="preserve"> Implemented sidebar navigation (sidebar), brand header (</w:t>
+      </w:r>
+      <w:proofErr w:type="spellStart"/>
+      <w:r>
+        <w:rPr>
+          <w:lang w:val="en-ZM"/>
+        </w:rPr>
+        <w:t>MediCare</w:t>
+      </w:r>
+      <w:proofErr w:type="spellEnd"/>
+      <w:r>
+        <w:rPr>
+          <w:lang w:val="en-ZM"/>
+        </w:rPr>
+        <w:t xml:space="preserve"> HMS), user chip details, and responsive content area layouts. </w:t>
       </w:r>
     </w:p>
     <w:p>
       <w:pPr>
-        <w:spacing w:after="0" w:line="240" w:lineRule="auto"/>
-        <w:ind w:left="720"/>
+        <w:numPr>
+          <w:ilvl w:val="0"/>
+          <w:numId w:val="9"/>
+        </w:numPr>
         <w:rPr>
-          <w:rFonts w:ascii="Arial" w:eastAsia="Times New Roman" w:hAnsi="Arial" w:cs="Arial"/>
-          <w:color w:val="1F1F1F"/>
-          <w:kern w:val="0"/>
           <w:lang w:val="en-ZM"/>
-          <w14:ligatures w14:val="none"/>
         </w:rPr>
       </w:pPr>
-    </w:p>
-    <w:p>
-      <w:pPr>
-        <w:spacing w:after="0" w:line="240" w:lineRule="auto"/>
-        <w:outlineLvl w:val="1"/>
+      <w:r>
         <w:rPr>
-          <w:rFonts w:ascii="Arial" w:eastAsia="Times New Roman" w:hAnsi="Arial" w:cs="Arial"/>
           <w:b/>
           <w:bCs/>
-          <w:color w:val="1F1F1F"/>
-          <w:kern w:val="0"/>
-          <w:sz w:val="36"/>
-          <w:szCs w:val="36"/>
           <w:lang w:val="en-ZM"/>
-          <w14:ligatures w14:val="none"/>
         </w:rPr>
-      </w:pPr>
+        <w:t>Consistent Design System:</w:t>
+      </w:r>
       <w:r>
         <w:rPr>
-          <w:rFonts w:ascii="Arial" w:eastAsia="Times New Roman" w:hAnsi="Arial" w:cs="Arial"/>
-          <w:b/>
-          <w:bCs/>
-          <w:color w:val="1F1F1F"/>
-          <w:kern w:val="0"/>
-          <w:sz w:val="36"/>
-          <w:szCs w:val="36"/>
           <w:lang w:val="en-ZM"/>
-          <w14:ligatures w14:val="none"/>
         </w:rPr>
-        <w:t>Acceptance Criteria &amp; Definition of Done Verification</w:t>
+        <w:t xml:space="preserve"> Styled using standard design tokens defined in style.css (primary navy #1F3864, accent blue #2E74B5, status badges, forms, and grid utilities). </w:t>
       </w:r>
     </w:p>
     <w:p>
       <w:pPr>
         <w:numPr>
           <w:ilvl w:val="0"/>
-          <w:numId w:val="6"/>
+          <w:numId w:val="9"/>
         </w:numPr>
-        <w:spacing w:after="0" w:line="240" w:lineRule="auto"/>
         <w:rPr>
-          <w:rFonts w:ascii="Arial" w:eastAsia="Times New Roman" w:hAnsi="Arial" w:cs="Arial"/>
-          <w:color w:val="1F1F1F"/>
-          <w:kern w:val="0"/>
           <w:lang w:val="en-ZM"/>
-          <w14:ligatures w14:val="none"/>
         </w:rPr>
       </w:pPr>
       <w:r>
         <w:rPr>
-          <w:rFonts w:ascii="Arial" w:eastAsia="Times New Roman" w:hAnsi="Arial" w:cs="Arial"/>
           <w:b/>
           <w:bCs/>
-          <w:color w:val="1F1F1F"/>
-          <w:kern w:val="0"/>
-          <w:bdr w:val="none" w:sz="0" w:space="0" w:color="auto" w:frame="1"/>
           <w:lang w:val="en-ZM"/>
-          <w14:ligatures w14:val="none"/>
         </w:rPr>
-        <w:t>UI &amp; Styling:</w:t>
+        <w:t>Form Controls &amp; Inputs:</w:t>
       </w:r>
       <w:r>
         <w:rPr>
-          <w:rFonts w:ascii="Arial" w:eastAsia="Times New Roman" w:hAnsi="Arial" w:cs="Arial"/>
-          <w:color w:val="1F1F1F"/>
-          <w:kern w:val="0"/>
-          <w:bdr w:val="none" w:sz="0" w:space="0" w:color="auto" w:frame="1"/>
           <w:lang w:val="en-ZM"/>
-          <w14:ligatures w14:val="none"/>
         </w:rPr>
-        <w:t xml:space="preserve"> Consolidated look and feel applied across authentication and management layouts using custom CSS variables (e.g., </w:t>
+        <w:t xml:space="preserve"> All primary forms built with HTML5 input validation types (e.g., email, date, select menus). </w:t>
+      </w:r>
+    </w:p>
+    <w:p>
+      <w:pPr>
+        <w:numPr>
+          <w:ilvl w:val="0"/>
+          <w:numId w:val="9"/>
+        </w:numPr>
+        <w:rPr>
+          <w:lang w:val="en-ZM"/>
+        </w:rPr>
+      </w:pPr>
+      <w:r>
+        <w:rPr>
+          <w:b/>
+          <w:bCs/>
+          <w:lang w:val="en-ZM"/>
+        </w:rPr>
+        <w:t>Data Presentation:</w:t>
       </w:r>
       <w:r>
         <w:rPr>
-          <w:rFonts w:ascii="Arial" w:eastAsia="Times New Roman" w:hAnsi="Arial" w:cs="Arial"/>
-          <w:color w:val="1F1F1F"/>
-          <w:kern w:val="0"/>
-          <w:sz w:val="23"/>
-          <w:szCs w:val="23"/>
-          <w:bdr w:val="none" w:sz="0" w:space="0" w:color="auto" w:frame="1"/>
           <w:lang w:val="en-ZM"/>
-          <w14:ligatures w14:val="none"/>
         </w:rPr>
-        <w:t>#1F3864</w:t>
-      </w:r>
-      <w:r>
-        <w:rPr>
-          <w:rFonts w:ascii="Arial" w:eastAsia="Times New Roman" w:hAnsi="Arial" w:cs="Arial"/>
-          <w:color w:val="1F1F1F"/>
-          <w:kern w:val="0"/>
-          <w:bdr w:val="none" w:sz="0" w:space="0" w:color="auto" w:frame="1"/>
-          <w:lang w:val="en-ZM"/>
-          <w14:ligatures w14:val="none"/>
-        </w:rPr>
-        <w:t xml:space="preserve"> primary, </w:t>
-      </w:r>
-      <w:r>
-        <w:rPr>
-          <w:rFonts w:ascii="Arial" w:eastAsia="Times New Roman" w:hAnsi="Arial" w:cs="Arial"/>
-          <w:color w:val="1F1F1F"/>
-          <w:kern w:val="0"/>
-          <w:sz w:val="23"/>
-          <w:szCs w:val="23"/>
-          <w:bdr w:val="none" w:sz="0" w:space="0" w:color="auto" w:frame="1"/>
-          <w:lang w:val="en-ZM"/>
-          <w14:ligatures w14:val="none"/>
-        </w:rPr>
-        <w:t>#2E74B5</w:t>
-      </w:r>
-      <w:r>
-        <w:rPr>
-          <w:rFonts w:ascii="Arial" w:eastAsia="Times New Roman" w:hAnsi="Arial" w:cs="Arial"/>
-          <w:color w:val="1F1F1F"/>
-          <w:kern w:val="0"/>
-          <w:bdr w:val="none" w:sz="0" w:space="0" w:color="auto" w:frame="1"/>
-          <w:lang w:val="en-ZM"/>
-          <w14:ligatures w14:val="none"/>
-        </w:rPr>
-        <w:t xml:space="preserve"> accent).</w:t>
-      </w:r>
-      <w:r>
-        <w:rPr>
-          <w:rFonts w:ascii="Arial" w:eastAsia="Times New Roman" w:hAnsi="Arial" w:cs="Arial"/>
-          <w:color w:val="1F1F1F"/>
-          <w:kern w:val="0"/>
-          <w:lang w:val="en-ZM"/>
-          <w14:ligatures w14:val="none"/>
-        </w:rPr>
-        <w:t xml:space="preserve"> </w:t>
-      </w:r>
-    </w:p>
-    <w:p>
-      <w:pPr>
-        <w:spacing w:after="0" w:line="240" w:lineRule="auto"/>
-        <w:ind w:left="720"/>
-        <w:rPr>
-          <w:rFonts w:ascii="Arial" w:eastAsia="Times New Roman" w:hAnsi="Arial" w:cs="Arial"/>
-          <w:color w:val="1F1F1F"/>
-          <w:kern w:val="0"/>
-          <w:lang w:val="en-ZM"/>
-          <w14:ligatures w14:val="none"/>
-        </w:rPr>
-      </w:pPr>
-    </w:p>
-    <w:p>
-      <w:pPr>
-        <w:numPr>
-          <w:ilvl w:val="0"/>
-          <w:numId w:val="6"/>
-        </w:numPr>
-        <w:spacing w:after="0" w:line="240" w:lineRule="auto"/>
-        <w:rPr>
-          <w:rFonts w:ascii="Arial" w:eastAsia="Times New Roman" w:hAnsi="Arial" w:cs="Arial"/>
-          <w:color w:val="1F1F1F"/>
-          <w:kern w:val="0"/>
-          <w:lang w:val="en-ZM"/>
-          <w14:ligatures w14:val="none"/>
-        </w:rPr>
-      </w:pPr>
-      <w:r>
-        <w:rPr>
-          <w:rFonts w:ascii="Arial" w:eastAsia="Times New Roman" w:hAnsi="Arial" w:cs="Arial"/>
-          <w:b/>
-          <w:bCs/>
-          <w:color w:val="1F1F1F"/>
-          <w:kern w:val="0"/>
-          <w:bdr w:val="none" w:sz="0" w:space="0" w:color="auto" w:frame="1"/>
-          <w:lang w:val="en-ZM"/>
-          <w14:ligatures w14:val="none"/>
-        </w:rPr>
-        <w:t>Form &amp; Input Validation:</w:t>
-      </w:r>
-      <w:r>
-        <w:rPr>
-          <w:rFonts w:ascii="Arial" w:eastAsia="Times New Roman" w:hAnsi="Arial" w:cs="Arial"/>
-          <w:color w:val="1F1F1F"/>
-          <w:kern w:val="0"/>
-          <w:bdr w:val="none" w:sz="0" w:space="0" w:color="auto" w:frame="1"/>
-          <w:lang w:val="en-ZM"/>
-          <w14:ligatures w14:val="none"/>
-        </w:rPr>
-        <w:t xml:space="preserve"> Required field indicators and input types (email, date, phone) configured across all forms.</w:t>
-      </w:r>
-      <w:r>
-        <w:rPr>
-          <w:rFonts w:ascii="Arial" w:eastAsia="Times New Roman" w:hAnsi="Arial" w:cs="Arial"/>
-          <w:color w:val="1F1F1F"/>
-          <w:kern w:val="0"/>
-          <w:lang w:val="en-ZM"/>
-          <w14:ligatures w14:val="none"/>
-        </w:rPr>
-        <w:t xml:space="preserve"> </w:t>
-      </w:r>
-    </w:p>
-    <w:p>
-      <w:pPr>
-        <w:spacing w:after="0" w:line="240" w:lineRule="auto"/>
-        <w:ind w:left="720"/>
-        <w:rPr>
-          <w:rFonts w:ascii="Arial" w:eastAsia="Times New Roman" w:hAnsi="Arial" w:cs="Arial"/>
-          <w:color w:val="1F1F1F"/>
-          <w:kern w:val="0"/>
-          <w:lang w:val="en-ZM"/>
-          <w14:ligatures w14:val="none"/>
-        </w:rPr>
-      </w:pPr>
-    </w:p>
-    <w:p>
-      <w:pPr>
-        <w:numPr>
-          <w:ilvl w:val="0"/>
-          <w:numId w:val="6"/>
-        </w:numPr>
-        <w:spacing w:after="0" w:line="240" w:lineRule="auto"/>
-        <w:rPr>
-          <w:rFonts w:ascii="Arial" w:eastAsia="Times New Roman" w:hAnsi="Arial" w:cs="Arial"/>
-          <w:color w:val="1F1F1F"/>
-          <w:kern w:val="0"/>
-          <w:lang w:val="en-ZM"/>
-          <w14:ligatures w14:val="none"/>
-        </w:rPr>
-      </w:pPr>
-      <w:r>
-        <w:rPr>
-          <w:rFonts w:ascii="Arial" w:eastAsia="Times New Roman" w:hAnsi="Arial" w:cs="Arial"/>
-          <w:b/>
-          <w:bCs/>
-          <w:color w:val="1F1F1F"/>
-          <w:kern w:val="0"/>
-          <w:bdr w:val="none" w:sz="0" w:space="0" w:color="auto" w:frame="1"/>
-          <w:lang w:val="en-ZM"/>
-          <w14:ligatures w14:val="none"/>
-        </w:rPr>
-        <w:t>Ready for Integration:</w:t>
-      </w:r>
-      <w:r>
-        <w:rPr>
-          <w:rFonts w:ascii="Arial" w:eastAsia="Times New Roman" w:hAnsi="Arial" w:cs="Arial"/>
-          <w:color w:val="1F1F1F"/>
-          <w:kern w:val="0"/>
-          <w:lang w:val="en-ZM"/>
-          <w14:ligatures w14:val="none"/>
-        </w:rPr>
-        <w:t xml:space="preserve"> Responsive HTML layout shells created for routing into PHP/PDO backend endpoints.</w:t>
+        <w:t xml:space="preserve"> Data tables built with table action triggers (e.g., View, Deactivate, Edit) and status indicators. </w:t>
       </w:r>
     </w:p>
     <w:p>
@@ -2088,6 +2301,453 @@
 <file path=word/numbering.xml><?xml version="1.0" encoding="utf-8"?>
 <w:numbering xmlns:wpc="http://schemas.microsoft.com/office/word/2010/wordprocessingCanvas" xmlns:cx="http://schemas.microsoft.com/office/drawing/2014/chartex" xmlns:cx1="http://schemas.microsoft.com/office/drawing/2015/9/8/chartex" xmlns:cx2="http://schemas.microsoft.com/office/drawing/2015/10/21/chartex" xmlns:cx3="http://schemas.microsoft.com/office/drawing/2016/5/9/chartex" xmlns:cx4="http://schemas.microsoft.com/office/drawing/2016/5/10/chartex" xmlns:cx5="http://schemas.microsoft.com/office/drawing/2016/5/11/chartex" xmlns:cx6="http://schemas.microsoft.com/office/drawing/2016/5/12/chartex" xmlns:cx7="http://schemas.microsoft.com/office/drawing/2016/5/13/chartex" xmlns:cx8="http://schemas.microsoft.com/office/drawing/2016/5/14/chartex" xmlns:mc="http://schemas.openxmlformats.org/markup-compatibility/2006" xmlns:aink="http://schemas.microsoft.com/office/drawing/2016/ink" xmlns:am3d="http://schemas.microsoft.com/office/drawing/2017/model3d" xmlns:o="urn:schemas-microsoft-com:office:office" xmlns:oel="http://schemas.microsoft.com/office/2019/extlst" xmlns:r="http://schemas.openxmlformats.org/officeDocument/2006/relationships" xmlns:m="http://schemas.openxmlformats.org/officeDocument/2006/math" xmlns:v="urn:schemas-microsoft-com:vml" xmlns:wp14="http://schemas.microsoft.com/office/word/2010/wordprocessingDrawing" xmlns:wp="http://schemas.openxmlformats.org/drawingml/2006/wordprocessingDrawing" xmlns:w10="urn:schemas-microsoft-com:office:word" xmlns:w="http://schemas.openxmlformats.org/wordprocessingml/2006/main" xmlns:w14="http://schemas.microsoft.com/office/word/2010/wordml" xmlns:w15="http://schemas.microsoft.com/office/word/2012/wordml" xmlns:w16cex="http://schemas.microsoft.com/office/word/2018/wordml/cex" xmlns:w16cid="http://schemas.microsoft.com/office/word/2016/wordml/cid" xmlns:w16="http://schemas.microsoft.com/office/word/2018/wordml" xmlns:w16du="http://schemas.microsoft.com/office/word/2023/wordml/word16du" xmlns:w16sdtdh="http://schemas.microsoft.com/office/word/2020/wordml/sdtdatahash" xmlns:w16sdtfl="http://schemas.microsoft.com/office/word/2024/wordml/sdtformatlock" xmlns:w16se="http://schemas.microsoft.com/office/word/2015/wordml/symex" xmlns:wpg="http://schemas.microsoft.com/office/word/2010/wordprocessingGroup" xmlns:wpi="http://schemas.microsoft.com/office/word/2010/wordprocessingInk" xmlns:wne="http://schemas.microsoft.com/office/word/2006/wordml" xmlns:wps="http://schemas.microsoft.com/office/word/2010/wordprocessingShape" mc:Ignorable="w14 w15 w16se w16cid w16 w16cex w16sdtdh w16sdtfl w16du wp14">
   <w:abstractNum w:abstractNumId="0" w15:restartNumberingAfterBreak="0">
+    <w:nsid w:val="05071319"/>
+    <w:multiLevelType w:val="multilevel"/>
+    <w:tmpl w:val="941ECC14"/>
+    <w:lvl w:ilvl="0">
+      <w:start w:val="1"/>
+      <w:numFmt w:val="bullet"/>
+      <w:lvlText w:val=""/>
+      <w:lvlJc w:val="left"/>
+      <w:pPr>
+        <w:tabs>
+          <w:tab w:val="num" w:pos="720"/>
+        </w:tabs>
+        <w:ind w:left="720" w:hanging="360"/>
+      </w:pPr>
+      <w:rPr>
+        <w:rFonts w:ascii="Symbol" w:hAnsi="Symbol" w:hint="default"/>
+        <w:sz w:val="20"/>
+      </w:rPr>
+    </w:lvl>
+    <w:lvl w:ilvl="1">
+      <w:start w:val="1"/>
+      <w:numFmt w:val="bullet"/>
+      <w:lvlText w:val="o"/>
+      <w:lvlJc w:val="left"/>
+      <w:pPr>
+        <w:tabs>
+          <w:tab w:val="num" w:pos="1440"/>
+        </w:tabs>
+        <w:ind w:left="1440" w:hanging="360"/>
+      </w:pPr>
+      <w:rPr>
+        <w:rFonts w:ascii="Courier New" w:hAnsi="Courier New" w:hint="default"/>
+        <w:sz w:val="20"/>
+      </w:rPr>
+    </w:lvl>
+    <w:lvl w:ilvl="2" w:tentative="1">
+      <w:start w:val="1"/>
+      <w:numFmt w:val="bullet"/>
+      <w:lvlText w:val=""/>
+      <w:lvlJc w:val="left"/>
+      <w:pPr>
+        <w:tabs>
+          <w:tab w:val="num" w:pos="2160"/>
+        </w:tabs>
+        <w:ind w:left="2160" w:hanging="360"/>
+      </w:pPr>
+      <w:rPr>
+        <w:rFonts w:ascii="Wingdings" w:hAnsi="Wingdings" w:hint="default"/>
+        <w:sz w:val="20"/>
+      </w:rPr>
+    </w:lvl>
+    <w:lvl w:ilvl="3" w:tentative="1">
+      <w:start w:val="1"/>
+      <w:numFmt w:val="bullet"/>
+      <w:lvlText w:val=""/>
+      <w:lvlJc w:val="left"/>
+      <w:pPr>
+        <w:tabs>
+          <w:tab w:val="num" w:pos="2880"/>
+        </w:tabs>
+        <w:ind w:left="2880" w:hanging="360"/>
+      </w:pPr>
+      <w:rPr>
+        <w:rFonts w:ascii="Wingdings" w:hAnsi="Wingdings" w:hint="default"/>
+        <w:sz w:val="20"/>
+      </w:rPr>
+    </w:lvl>
+    <w:lvl w:ilvl="4" w:tentative="1">
+      <w:start w:val="1"/>
+      <w:numFmt w:val="bullet"/>
+      <w:lvlText w:val=""/>
+      <w:lvlJc w:val="left"/>
+      <w:pPr>
+        <w:tabs>
+          <w:tab w:val="num" w:pos="3600"/>
+        </w:tabs>
+        <w:ind w:left="3600" w:hanging="360"/>
+      </w:pPr>
+      <w:rPr>
+        <w:rFonts w:ascii="Wingdings" w:hAnsi="Wingdings" w:hint="default"/>
+        <w:sz w:val="20"/>
+      </w:rPr>
+    </w:lvl>
+    <w:lvl w:ilvl="5" w:tentative="1">
+      <w:start w:val="1"/>
+      <w:numFmt w:val="bullet"/>
+      <w:lvlText w:val=""/>
+      <w:lvlJc w:val="left"/>
+      <w:pPr>
+        <w:tabs>
+          <w:tab w:val="num" w:pos="4320"/>
+        </w:tabs>
+        <w:ind w:left="4320" w:hanging="360"/>
+      </w:pPr>
+      <w:rPr>
+        <w:rFonts w:ascii="Wingdings" w:hAnsi="Wingdings" w:hint="default"/>
+        <w:sz w:val="20"/>
+      </w:rPr>
+    </w:lvl>
+    <w:lvl w:ilvl="6" w:tentative="1">
+      <w:start w:val="1"/>
+      <w:numFmt w:val="bullet"/>
+      <w:lvlText w:val=""/>
+      <w:lvlJc w:val="left"/>
+      <w:pPr>
+        <w:tabs>
+          <w:tab w:val="num" w:pos="5040"/>
+        </w:tabs>
+        <w:ind w:left="5040" w:hanging="360"/>
+      </w:pPr>
+      <w:rPr>
+        <w:rFonts w:ascii="Wingdings" w:hAnsi="Wingdings" w:hint="default"/>
+        <w:sz w:val="20"/>
+      </w:rPr>
+    </w:lvl>
+    <w:lvl w:ilvl="7" w:tentative="1">
+      <w:start w:val="1"/>
+      <w:numFmt w:val="bullet"/>
+      <w:lvlText w:val=""/>
+      <w:lvlJc w:val="left"/>
+      <w:pPr>
+        <w:tabs>
+          <w:tab w:val="num" w:pos="5760"/>
+        </w:tabs>
+        <w:ind w:left="5760" w:hanging="360"/>
+      </w:pPr>
+      <w:rPr>
+        <w:rFonts w:ascii="Wingdings" w:hAnsi="Wingdings" w:hint="default"/>
+        <w:sz w:val="20"/>
+      </w:rPr>
+    </w:lvl>
+    <w:lvl w:ilvl="8" w:tentative="1">
+      <w:start w:val="1"/>
+      <w:numFmt w:val="bullet"/>
+      <w:lvlText w:val=""/>
+      <w:lvlJc w:val="left"/>
+      <w:pPr>
+        <w:tabs>
+          <w:tab w:val="num" w:pos="6480"/>
+        </w:tabs>
+        <w:ind w:left="6480" w:hanging="360"/>
+      </w:pPr>
+      <w:rPr>
+        <w:rFonts w:ascii="Wingdings" w:hAnsi="Wingdings" w:hint="default"/>
+        <w:sz w:val="20"/>
+      </w:rPr>
+    </w:lvl>
+  </w:abstractNum>
+  <w:abstractNum w:abstractNumId="1" w15:restartNumberingAfterBreak="0">
+    <w:nsid w:val="21253B97"/>
+    <w:multiLevelType w:val="multilevel"/>
+    <w:tmpl w:val="8C8AEAEC"/>
+    <w:lvl w:ilvl="0">
+      <w:start w:val="1"/>
+      <w:numFmt w:val="bullet"/>
+      <w:lvlText w:val=""/>
+      <w:lvlJc w:val="left"/>
+      <w:pPr>
+        <w:tabs>
+          <w:tab w:val="num" w:pos="720"/>
+        </w:tabs>
+        <w:ind w:left="720" w:hanging="360"/>
+      </w:pPr>
+      <w:rPr>
+        <w:rFonts w:ascii="Symbol" w:hAnsi="Symbol" w:hint="default"/>
+        <w:sz w:val="20"/>
+      </w:rPr>
+    </w:lvl>
+    <w:lvl w:ilvl="1" w:tentative="1">
+      <w:start w:val="1"/>
+      <w:numFmt w:val="bullet"/>
+      <w:lvlText w:val="o"/>
+      <w:lvlJc w:val="left"/>
+      <w:pPr>
+        <w:tabs>
+          <w:tab w:val="num" w:pos="1440"/>
+        </w:tabs>
+        <w:ind w:left="1440" w:hanging="360"/>
+      </w:pPr>
+      <w:rPr>
+        <w:rFonts w:ascii="Courier New" w:hAnsi="Courier New" w:hint="default"/>
+        <w:sz w:val="20"/>
+      </w:rPr>
+    </w:lvl>
+    <w:lvl w:ilvl="2" w:tentative="1">
+      <w:start w:val="1"/>
+      <w:numFmt w:val="bullet"/>
+      <w:lvlText w:val=""/>
+      <w:lvlJc w:val="left"/>
+      <w:pPr>
+        <w:tabs>
+          <w:tab w:val="num" w:pos="2160"/>
+        </w:tabs>
+        <w:ind w:left="2160" w:hanging="360"/>
+      </w:pPr>
+      <w:rPr>
+        <w:rFonts w:ascii="Wingdings" w:hAnsi="Wingdings" w:hint="default"/>
+        <w:sz w:val="20"/>
+      </w:rPr>
+    </w:lvl>
+    <w:lvl w:ilvl="3" w:tentative="1">
+      <w:start w:val="1"/>
+      <w:numFmt w:val="bullet"/>
+      <w:lvlText w:val=""/>
+      <w:lvlJc w:val="left"/>
+      <w:pPr>
+        <w:tabs>
+          <w:tab w:val="num" w:pos="2880"/>
+        </w:tabs>
+        <w:ind w:left="2880" w:hanging="360"/>
+      </w:pPr>
+      <w:rPr>
+        <w:rFonts w:ascii="Wingdings" w:hAnsi="Wingdings" w:hint="default"/>
+        <w:sz w:val="20"/>
+      </w:rPr>
+    </w:lvl>
+    <w:lvl w:ilvl="4" w:tentative="1">
+      <w:start w:val="1"/>
+      <w:numFmt w:val="bullet"/>
+      <w:lvlText w:val=""/>
+      <w:lvlJc w:val="left"/>
+      <w:pPr>
+        <w:tabs>
+          <w:tab w:val="num" w:pos="3600"/>
+        </w:tabs>
+        <w:ind w:left="3600" w:hanging="360"/>
+      </w:pPr>
+      <w:rPr>
+        <w:rFonts w:ascii="Wingdings" w:hAnsi="Wingdings" w:hint="default"/>
+        <w:sz w:val="20"/>
+      </w:rPr>
+    </w:lvl>
+    <w:lvl w:ilvl="5" w:tentative="1">
+      <w:start w:val="1"/>
+      <w:numFmt w:val="bullet"/>
+      <w:lvlText w:val=""/>
+      <w:lvlJc w:val="left"/>
+      <w:pPr>
+        <w:tabs>
+          <w:tab w:val="num" w:pos="4320"/>
+        </w:tabs>
+        <w:ind w:left="4320" w:hanging="360"/>
+      </w:pPr>
+      <w:rPr>
+        <w:rFonts w:ascii="Wingdings" w:hAnsi="Wingdings" w:hint="default"/>
+        <w:sz w:val="20"/>
+      </w:rPr>
+    </w:lvl>
+    <w:lvl w:ilvl="6" w:tentative="1">
+      <w:start w:val="1"/>
+      <w:numFmt w:val="bullet"/>
+      <w:lvlText w:val=""/>
+      <w:lvlJc w:val="left"/>
+      <w:pPr>
+        <w:tabs>
+          <w:tab w:val="num" w:pos="5040"/>
+        </w:tabs>
+        <w:ind w:left="5040" w:hanging="360"/>
+      </w:pPr>
+      <w:rPr>
+        <w:rFonts w:ascii="Wingdings" w:hAnsi="Wingdings" w:hint="default"/>
+        <w:sz w:val="20"/>
+      </w:rPr>
+    </w:lvl>
+    <w:lvl w:ilvl="7" w:tentative="1">
+      <w:start w:val="1"/>
+      <w:numFmt w:val="bullet"/>
+      <w:lvlText w:val=""/>
+      <w:lvlJc w:val="left"/>
+      <w:pPr>
+        <w:tabs>
+          <w:tab w:val="num" w:pos="5760"/>
+        </w:tabs>
+        <w:ind w:left="5760" w:hanging="360"/>
+      </w:pPr>
+      <w:rPr>
+        <w:rFonts w:ascii="Wingdings" w:hAnsi="Wingdings" w:hint="default"/>
+        <w:sz w:val="20"/>
+      </w:rPr>
+    </w:lvl>
+    <w:lvl w:ilvl="8" w:tentative="1">
+      <w:start w:val="1"/>
+      <w:numFmt w:val="bullet"/>
+      <w:lvlText w:val=""/>
+      <w:lvlJc w:val="left"/>
+      <w:pPr>
+        <w:tabs>
+          <w:tab w:val="num" w:pos="6480"/>
+        </w:tabs>
+        <w:ind w:left="6480" w:hanging="360"/>
+      </w:pPr>
+      <w:rPr>
+        <w:rFonts w:ascii="Wingdings" w:hAnsi="Wingdings" w:hint="default"/>
+        <w:sz w:val="20"/>
+      </w:rPr>
+    </w:lvl>
+  </w:abstractNum>
+  <w:abstractNum w:abstractNumId="2" w15:restartNumberingAfterBreak="0">
+    <w:nsid w:val="23CE527D"/>
+    <w:multiLevelType w:val="multilevel"/>
+    <w:tmpl w:val="B900CCE6"/>
+    <w:lvl w:ilvl="0">
+      <w:start w:val="1"/>
+      <w:numFmt w:val="bullet"/>
+      <w:lvlText w:val=""/>
+      <w:lvlJc w:val="left"/>
+      <w:pPr>
+        <w:tabs>
+          <w:tab w:val="num" w:pos="720"/>
+        </w:tabs>
+        <w:ind w:left="720" w:hanging="360"/>
+      </w:pPr>
+      <w:rPr>
+        <w:rFonts w:ascii="Symbol" w:hAnsi="Symbol" w:hint="default"/>
+        <w:sz w:val="20"/>
+      </w:rPr>
+    </w:lvl>
+    <w:lvl w:ilvl="1" w:tentative="1">
+      <w:start w:val="1"/>
+      <w:numFmt w:val="bullet"/>
+      <w:lvlText w:val="o"/>
+      <w:lvlJc w:val="left"/>
+      <w:pPr>
+        <w:tabs>
+          <w:tab w:val="num" w:pos="1440"/>
+        </w:tabs>
+        <w:ind w:left="1440" w:hanging="360"/>
+      </w:pPr>
+      <w:rPr>
+        <w:rFonts w:ascii="Courier New" w:hAnsi="Courier New" w:hint="default"/>
+        <w:sz w:val="20"/>
+      </w:rPr>
+    </w:lvl>
+    <w:lvl w:ilvl="2" w:tentative="1">
+      <w:start w:val="1"/>
+      <w:numFmt w:val="bullet"/>
+      <w:lvlText w:val=""/>
+      <w:lvlJc w:val="left"/>
+      <w:pPr>
+        <w:tabs>
+          <w:tab w:val="num" w:pos="2160"/>
+        </w:tabs>
+        <w:ind w:left="2160" w:hanging="360"/>
+      </w:pPr>
+      <w:rPr>
+        <w:rFonts w:ascii="Wingdings" w:hAnsi="Wingdings" w:hint="default"/>
+        <w:sz w:val="20"/>
+      </w:rPr>
+    </w:lvl>
+    <w:lvl w:ilvl="3" w:tentative="1">
+      <w:start w:val="1"/>
+      <w:numFmt w:val="bullet"/>
+      <w:lvlText w:val=""/>
+      <w:lvlJc w:val="left"/>
+      <w:pPr>
+        <w:tabs>
+          <w:tab w:val="num" w:pos="2880"/>
+        </w:tabs>
+        <w:ind w:left="2880" w:hanging="360"/>
+      </w:pPr>
+      <w:rPr>
+        <w:rFonts w:ascii="Wingdings" w:hAnsi="Wingdings" w:hint="default"/>
+        <w:sz w:val="20"/>
+      </w:rPr>
+    </w:lvl>
+    <w:lvl w:ilvl="4" w:tentative="1">
+      <w:start w:val="1"/>
+      <w:numFmt w:val="bullet"/>
+      <w:lvlText w:val=""/>
+      <w:lvlJc w:val="left"/>
+      <w:pPr>
+        <w:tabs>
+          <w:tab w:val="num" w:pos="3600"/>
+        </w:tabs>
+        <w:ind w:left="3600" w:hanging="360"/>
+      </w:pPr>
+      <w:rPr>
+        <w:rFonts w:ascii="Wingdings" w:hAnsi="Wingdings" w:hint="default"/>
+        <w:sz w:val="20"/>
+      </w:rPr>
+    </w:lvl>
+    <w:lvl w:ilvl="5" w:tentative="1">
+      <w:start w:val="1"/>
+      <w:numFmt w:val="bullet"/>
+      <w:lvlText w:val=""/>
+      <w:lvlJc w:val="left"/>
+      <w:pPr>
+        <w:tabs>
+          <w:tab w:val="num" w:pos="4320"/>
+        </w:tabs>
+        <w:ind w:left="4320" w:hanging="360"/>
+      </w:pPr>
+      <w:rPr>
+        <w:rFonts w:ascii="Wingdings" w:hAnsi="Wingdings" w:hint="default"/>
+        <w:sz w:val="20"/>
+      </w:rPr>
+    </w:lvl>
+    <w:lvl w:ilvl="6" w:tentative="1">
+      <w:start w:val="1"/>
+      <w:numFmt w:val="bullet"/>
+      <w:lvlText w:val=""/>
+      <w:lvlJc w:val="left"/>
+      <w:pPr>
+        <w:tabs>
+          <w:tab w:val="num" w:pos="5040"/>
+        </w:tabs>
+        <w:ind w:left="5040" w:hanging="360"/>
+      </w:pPr>
+      <w:rPr>
+        <w:rFonts w:ascii="Wingdings" w:hAnsi="Wingdings" w:hint="default"/>
+        <w:sz w:val="20"/>
+      </w:rPr>
+    </w:lvl>
+    <w:lvl w:ilvl="7" w:tentative="1">
+      <w:start w:val="1"/>
+      <w:numFmt w:val="bullet"/>
+      <w:lvlText w:val=""/>
+      <w:lvlJc w:val="left"/>
+      <w:pPr>
+        <w:tabs>
+          <w:tab w:val="num" w:pos="5760"/>
+        </w:tabs>
+        <w:ind w:left="5760" w:hanging="360"/>
+      </w:pPr>
+      <w:rPr>
+        <w:rFonts w:ascii="Wingdings" w:hAnsi="Wingdings" w:hint="default"/>
+        <w:sz w:val="20"/>
+      </w:rPr>
+    </w:lvl>
+    <w:lvl w:ilvl="8" w:tentative="1">
+      <w:start w:val="1"/>
+      <w:numFmt w:val="bullet"/>
+      <w:lvlText w:val=""/>
+      <w:lvlJc w:val="left"/>
+      <w:pPr>
+        <w:tabs>
+          <w:tab w:val="num" w:pos="6480"/>
+        </w:tabs>
+        <w:ind w:left="6480" w:hanging="360"/>
+      </w:pPr>
+      <w:rPr>
+        <w:rFonts w:ascii="Wingdings" w:hAnsi="Wingdings" w:hint="default"/>
+        <w:sz w:val="20"/>
+      </w:rPr>
+    </w:lvl>
+  </w:abstractNum>
+  <w:abstractNum w:abstractNumId="3" w15:restartNumberingAfterBreak="0">
     <w:nsid w:val="279F4848"/>
     <w:multiLevelType w:val="multilevel"/>
     <w:tmpl w:val="82FC98EC"/>
@@ -2236,7 +2896,7 @@
       </w:rPr>
     </w:lvl>
   </w:abstractNum>
-  <w:abstractNum w:abstractNumId="1" w15:restartNumberingAfterBreak="0">
+  <w:abstractNum w:abstractNumId="4" w15:restartNumberingAfterBreak="0">
     <w:nsid w:val="3A675408"/>
     <w:multiLevelType w:val="multilevel"/>
     <w:tmpl w:val="DE08652A"/>
@@ -2385,7 +3045,7 @@
       </w:rPr>
     </w:lvl>
   </w:abstractNum>
-  <w:abstractNum w:abstractNumId="2" w15:restartNumberingAfterBreak="0">
+  <w:abstractNum w:abstractNumId="5" w15:restartNumberingAfterBreak="0">
     <w:nsid w:val="3E30025A"/>
     <w:multiLevelType w:val="multilevel"/>
     <w:tmpl w:val="EC3671C4"/>
@@ -2534,7 +3194,7 @@
       </w:rPr>
     </w:lvl>
   </w:abstractNum>
-  <w:abstractNum w:abstractNumId="3" w15:restartNumberingAfterBreak="0">
+  <w:abstractNum w:abstractNumId="6" w15:restartNumberingAfterBreak="0">
     <w:nsid w:val="42C9622C"/>
     <w:multiLevelType w:val="multilevel"/>
     <w:tmpl w:val="0D92FBB2"/>
@@ -2683,7 +3343,7 @@
       </w:rPr>
     </w:lvl>
   </w:abstractNum>
-  <w:abstractNum w:abstractNumId="4" w15:restartNumberingAfterBreak="0">
+  <w:abstractNum w:abstractNumId="7" w15:restartNumberingAfterBreak="0">
     <w:nsid w:val="67B9687A"/>
     <w:multiLevelType w:val="multilevel"/>
     <w:tmpl w:val="B060F3E8"/>
@@ -2832,7 +3492,7 @@
       </w:rPr>
     </w:lvl>
   </w:abstractNum>
-  <w:abstractNum w:abstractNumId="5" w15:restartNumberingAfterBreak="0">
+  <w:abstractNum w:abstractNumId="8" w15:restartNumberingAfterBreak="0">
     <w:nsid w:val="75FD3A90"/>
     <w:multiLevelType w:val="multilevel"/>
     <w:tmpl w:val="DB525B08"/>
@@ -2982,22 +3642,31 @@
     </w:lvl>
   </w:abstractNum>
   <w:num w:numId="1" w16cid:durableId="1184326118">
+    <w:abstractNumId w:val="7"/>
+  </w:num>
+  <w:num w:numId="2" w16cid:durableId="1367371030">
+    <w:abstractNumId w:val="6"/>
+  </w:num>
+  <w:num w:numId="3" w16cid:durableId="213859910">
+    <w:abstractNumId w:val="3"/>
+  </w:num>
+  <w:num w:numId="4" w16cid:durableId="1401248694">
+    <w:abstractNumId w:val="8"/>
+  </w:num>
+  <w:num w:numId="5" w16cid:durableId="71778342">
+    <w:abstractNumId w:val="5"/>
+  </w:num>
+  <w:num w:numId="6" w16cid:durableId="741367748">
     <w:abstractNumId w:val="4"/>
   </w:num>
-  <w:num w:numId="2" w16cid:durableId="1367371030">
-    <w:abstractNumId w:val="3"/>
-  </w:num>
-  <w:num w:numId="3" w16cid:durableId="213859910">
+  <w:num w:numId="7" w16cid:durableId="1467427063">
     <w:abstractNumId w:val="0"/>
   </w:num>
-  <w:num w:numId="4" w16cid:durableId="1401248694">
-    <w:abstractNumId w:val="5"/>
+  <w:num w:numId="8" w16cid:durableId="1936015688">
+    <w:abstractNumId w:val="1"/>
   </w:num>
-  <w:num w:numId="5" w16cid:durableId="71778342">
+  <w:num w:numId="9" w16cid:durableId="422454035">
     <w:abstractNumId w:val="2"/>
-  </w:num>
-  <w:num w:numId="6" w16cid:durableId="741367748">
-    <w:abstractNumId w:val="1"/>
   </w:num>
 </w:numbering>
 </file>
